--- a/BaoCao/dcct-da22ttc-nguyenhuynhphuvinh-110122203-linvnix.docx
+++ b/BaoCao/dcct-da22ttc-nguyenhuynhphuvinh-110122203-linvnix.docx
@@ -422,30 +422,23 @@
           <w:sz w:val="24"/>
           <w:szCs w:val="24"/>
         </w:rPr>
-        <w:t xml:space="preserve">Mục tiêu của đề tài: </w:t>
+        <w:t>Mục tiêu của đề tài:</w:t>
       </w:r>
     </w:p>
     <w:p>
       <w:pPr>
-        <w:pStyle w:val="ListParagraph"/>
-        <w:tabs>
-          <w:tab w:val="left" w:pos="284"/>
-          <w:tab w:val="right" w:leader="dot" w:pos="9356"/>
-        </w:tabs>
-        <w:spacing w:before="120" w:after="120" w:line="360" w:lineRule="auto"/>
-        <w:ind w:left="0"/>
-        <w:jc w:val="both"/>
-        <w:rPr>
-          <w:rFonts w:ascii="Times New Roman" w:hAnsi="Times New Roman" w:cs="Times New Roman"/>
-          <w:sz w:val="24"/>
-          <w:szCs w:val="24"/>
-        </w:rPr>
-      </w:pPr>
-      <w:r>
-        <w:rPr>
-          <w:rStyle w:val="F2NOIDUNGChar"/>
-        </w:rPr>
-        <w:t xml:space="preserve">        Xây dựng ứng dụng di động học tiếng Việt cho người nước ngoài với học liệu theo khóa học cấp độ châu Âu, gồm chủ đề và bài học có từ vựng, quy tắc ngữ pháp, bài đọc, bài nghe kèm âm thanh và bài tập tương tác. Học viên đặt mục tiêu hằng ngày, giữ chuỗi ngày học, lưu từ vựng yêu thích và chọn phương ngữ; ứng dụng tích hợp AI để sinh bài tập theo bài học, khám phá ảnh tra từ vựng, hội thoại mô phỏng và trợ lý AI hỏi đáp theo ngữ cảnh. Đề tài còn xây dựng trang quản trị riêng cho quản trị viên soạn học liệu, quản lý học viên và theo dõi tình hình sử dụng.</w:t>
+        <w:pStyle w:val="F2NOIDUNG"/>
+      </w:pPr>
+      <w:r>
+        <w:t>Xây dựng nền tảng hỗ trợ học tiếng Việt cho người nước ngoài, gồm ứng dụng di động cho Học viên, trang quản trị cho Quản trị viên và backend dùng chung để xử lý dữ liệu. Hệ thống tổ chức học liệu theo Khóa học, Chủ đề và Bài học; mỗi bài có nội dung đọc, từ vựng, quy tắc ngữ pháp và bài tập tương tác.</w:t>
+      </w:r>
+    </w:p>
+    <w:p>
+      <w:pPr>
+        <w:pStyle w:val="F2NOIDUNG"/>
+      </w:pPr>
+      <w:r>
+        <w:t>Ứng dụng giúp Học viên đăng ký tài khoản, xác thực email, chọn trình độ, chọn phương ngữ, đặt mục tiêu ngày, theo dõi tiến trình, lưu Yêu sách và ôn lại từ vựng. Đề tài tích hợp AI vào một số luồng học tập chính như Trợ lý AI theo ngữ cảnh, Khám phá ảnh, Hội thoại mô phỏng và sinh Bài tập tùy chỉnh. Trang quản trị cho phép Quản trị viên biên soạn học liệu, quản lý câu hỏi, bài tập và cấu hình tình huống hội thoại.</w:t>
       </w:r>
     </w:p>
     <w:p>
@@ -478,19 +471,15 @@
           <w:sz w:val="24"/>
           <w:szCs w:val="24"/>
         </w:rPr>
-        <w:t xml:space="preserve">Nội dung thực hiện: </w:t>
+        <w:t>Nội dung thực hiện:</w:t>
       </w:r>
     </w:p>
     <w:p>
       <w:pPr>
         <w:pStyle w:val="F2NOIDUNG"/>
-        <w:numPr>
-          <w:ilvl w:val="1"/>
-          <w:numId w:val="20"/>
-        </w:numPr>
-      </w:pPr>
-      <w:r>
-        <w:t>Phân tích hệ thống:</w:t>
+      </w:pPr>
+      <w:r>
+        <w:t>2.1 Phân tích hệ thống:</w:t>
       </w:r>
     </w:p>
     <w:p>
@@ -503,7 +492,7 @@
         <w:ind w:left="851" w:hanging="284"/>
       </w:pPr>
       <w:r>
-        <w:t>Khảo sát nhu cầu học tiếng Việt của người nước ngoài, các khó khăn về thanh điệu, phương ngữ và ngữ pháp;</w:t>
+        <w:t>Khảo sát nhu cầu học tiếng Việt của người nước ngoài và các khó khăn thường gặp về thanh điệu, phương ngữ, từ vựng, ngữ pháp;</w:t>
       </w:r>
     </w:p>
     <w:p>
@@ -516,7 +505,7 @@
         <w:ind w:left="851" w:hanging="284"/>
       </w:pPr>
       <w:r>
-        <w:t xml:space="preserve">Tham khảo các app học ngoại ngữ phổ biến để xác định yêu cầu chức năng; </w:t>
+        <w:t>Xác định yêu cầu hệ thống theo hai vai trò Học viên và Quản trị viên;</w:t>
       </w:r>
     </w:p>
     <w:p>
@@ -529,7 +518,7 @@
         <w:ind w:left="851" w:hanging="284"/>
       </w:pPr>
       <w:r>
-        <w:t>Tìm hiểu mô hình AI đa phương thức để chọn cách xử lý văn bản và hình ảnh cho các tính năng AI của hệ thống.</w:t>
+        <w:t>Tìm hiểu cơ sở lý thuyết về học tiếng Việt, AI đa phương thức và các công nghệ dùng trong đề tài.</w:t>
       </w:r>
     </w:p>
     <w:p>
@@ -545,12 +534,12 @@
         <w:pStyle w:val="F2NOIDUNG"/>
         <w:numPr>
           <w:ilvl w:val="0"/>
-          <w:numId w:val="22"/>
+          <w:numId w:val="21"/>
         </w:numPr>
         <w:ind w:left="851" w:hanging="284"/>
       </w:pPr>
       <w:r>
-        <w:t>Thiết kế cơ sở dữ liệu bằng PostgreSQL;</w:t>
+        <w:t>Thiết kế kiến trúc client-server gồm ứng dụng di động Flutter, trang quản trị React, backend NestJS và cơ sở dữ liệu PostgreSQL;</w:t>
       </w:r>
     </w:p>
     <w:p>
@@ -558,12 +547,13 @@
         <w:pStyle w:val="F2NOIDUNG"/>
         <w:numPr>
           <w:ilvl w:val="0"/>
-          <w:numId w:val="22"/>
+          <w:numId w:val="21"/>
         </w:numPr>
         <w:ind w:left="851" w:hanging="284"/>
       </w:pPr>
       <w:r>
-        <w:t>Thiết kế kiến trúc client–server và phác thảo giao diện;</w:t>
+        <w:lastRenderedPageBreak/>
+        <w:t>Thiết kế cơ sở dữ liệu cho tài khoản, học liệu, bài tập, tiến trình học, Yêu sách, hội thoại AI và mô phỏng tình huống;</w:t>
       </w:r>
     </w:p>
     <w:p>
@@ -571,12 +561,20 @@
         <w:pStyle w:val="F2NOIDUNG"/>
         <w:numPr>
           <w:ilvl w:val="0"/>
-          <w:numId w:val="22"/>
+          <w:numId w:val="21"/>
         </w:numPr>
         <w:ind w:left="851" w:hanging="284"/>
       </w:pPr>
       <w:r>
-        <w:t>Phân quyền cho hai vai trò: học viên dùng ứng dụng di động và quản trị viên dùng trang quản trị để quản lý hệ thống;</w:t>
+        <w:t>Thiết kế cơ chế xác thực, phân quyền và phác thảo các giao diện chính của hệ thống.</w:t>
+      </w:r>
+    </w:p>
+    <w:p>
+      <w:pPr>
+        <w:pStyle w:val="F2NOIDUNG"/>
+      </w:pPr>
+      <w:r>
+        <w:t>2.3 Phát triển logic trí tuệ nhân tạo tại tầng máy chủ:</w:t>
       </w:r>
     </w:p>
     <w:p>
@@ -584,49 +582,12 @@
         <w:pStyle w:val="F2NOIDUNG"/>
         <w:numPr>
           <w:ilvl w:val="0"/>
-          <w:numId w:val="22"/>
+          <w:numId w:val="21"/>
         </w:numPr>
         <w:ind w:left="851" w:hanging="284"/>
       </w:pPr>
       <w:r>
-        <w:t xml:space="preserve">Xây dựng máy chủ bằng NestJS để xác thực người dùng, lưu thông tin học viên, theo dõi tiến trình học và kết nối với API AI </w:t>
-      </w:r>
-      <w:proofErr w:type="spellStart"/>
-      <w:r>
-        <w:t>đa</w:t>
-      </w:r>
-      <w:proofErr w:type="spellEnd"/>
-      <w:r>
-        <w:t xml:space="preserve"> </w:t>
-      </w:r>
-      <w:proofErr w:type="spellStart"/>
-      <w:r>
-        <w:t>phương</w:t>
-      </w:r>
-      <w:proofErr w:type="spellEnd"/>
-      <w:r>
-        <w:t xml:space="preserve"> </w:t>
-      </w:r>
-      <w:proofErr w:type="spellStart"/>
-      <w:r>
-        <w:t>thức</w:t>
-      </w:r>
-      <w:proofErr w:type="spellEnd"/>
-      <w:r>
-        <w:t>.</w:t>
-      </w:r>
-    </w:p>
-    <w:p>
-      <w:pPr>
-        <w:pStyle w:val="F2NOIDUNG"/>
-        <w:numPr>
-          <w:ilvl w:val="1"/>
-          <w:numId w:val="23"/>
-        </w:numPr>
-      </w:pPr>
-      <w:r>
-        <w:lastRenderedPageBreak/>
-        <w:t>Phát triển logic trí tuệ nhân tạo tại tầng máy chủ:</w:t>
+        <w:t>Xây dựng các chức năng AI chính: Trợ lý AI theo ngữ cảnh, sinh Bài tập tùy chỉnh, Khám phá ảnh và Hội thoại mô phỏng;</w:t>
       </w:r>
     </w:p>
     <w:p>
@@ -634,11 +595,12 @@
         <w:pStyle w:val="F2NOIDUNG"/>
         <w:numPr>
           <w:ilvl w:val="0"/>
-          <w:numId w:val="25"/>
+          <w:numId w:val="21"/>
         </w:numPr>
-      </w:pPr>
-      <w:r>
-        <w:t>Xây dựng tính năng sinh bài tập tự động theo bài học, có phản hồi ngữ pháp sau mỗi câu trả lời;</w:t>
+        <w:ind w:left="851" w:hanging="284"/>
+      </w:pPr>
+      <w:r>
+        <w:t>Xử lý các yêu cầu AI tại backend để kiểm soát dữ liệu đầu vào, quyền truy cập và kết quả trả về;</w:t>
       </w:r>
     </w:p>
     <w:p>
@@ -646,11 +608,20 @@
         <w:pStyle w:val="F2NOIDUNG"/>
         <w:numPr>
           <w:ilvl w:val="0"/>
-          <w:numId w:val="25"/>
+          <w:numId w:val="21"/>
         </w:numPr>
-      </w:pPr>
-      <w:r>
-        <w:t>Xây dựng tính năng khám phá ảnh: học viên chụp hoặc tải ảnh lên, AI phân tích và trả về giải thích kèm từ vựng liên quan;</w:t>
+        <w:ind w:left="851" w:hanging="284"/>
+      </w:pPr>
+      <w:r>
+        <w:t>Lưu lịch sử hội thoại, kết quả mô phỏng và phản hồi AI phục vụ việc xem lại của Học viên.</w:t>
+      </w:r>
+    </w:p>
+    <w:p>
+      <w:pPr>
+        <w:pStyle w:val="F2NOIDUNG"/>
+      </w:pPr>
+      <w:r>
+        <w:t>2.4 Phát triển giao diện ứng dụng di động:</w:t>
       </w:r>
     </w:p>
     <w:p>
@@ -658,11 +629,12 @@
         <w:pStyle w:val="F2NOIDUNG"/>
         <w:numPr>
           <w:ilvl w:val="0"/>
-          <w:numId w:val="25"/>
+          <w:numId w:val="21"/>
         </w:numPr>
-      </w:pPr>
-      <w:r>
-        <w:t xml:space="preserve">Xây dựng tính năng hội thoại mô phỏng tình huống bằng tin nhắn, AI đóng vai các nhân vật và nhận xét ngữ pháp, chính tả; </w:t>
+        <w:ind w:left="851" w:hanging="284"/>
+      </w:pPr>
+      <w:r>
+        <w:t>Phát triển ứng dụng Flutter với các luồng chính: xác thực, thiết lập hồ sơ, học bài, làm bài tập, theo dõi tiến trình và lưu Yêu sách;</w:t>
       </w:r>
     </w:p>
     <w:p>
@@ -670,19 +642,12 @@
         <w:pStyle w:val="F2NOIDUNG"/>
         <w:numPr>
           <w:ilvl w:val="0"/>
-          <w:numId w:val="25"/>
+          <w:numId w:val="21"/>
         </w:numPr>
-      </w:pPr>
-      <w:r>
-        <w:t>Xây dựng trợ lý AI trả lời câu hỏi của học viên dựa trên màn hình hiện tại và dữ liệu học tập cá nhân.</w:t>
-      </w:r>
-    </w:p>
-    <w:p>
-      <w:pPr>
-        <w:pStyle w:val="F2NOIDUNG"/>
-      </w:pPr>
-      <w:r>
-        <w:t>2.4 Phát triển giao diện ứng dụng di động:</w:t>
+        <w:ind w:left="851" w:hanging="284"/>
+      </w:pPr>
+      <w:r>
+        <w:t>Tích hợp các màn hình AI gồm Trợ lý AI, Khám phá ảnh và Hội thoại mô phỏng;</w:t>
       </w:r>
     </w:p>
     <w:p>
@@ -690,11 +655,20 @@
         <w:pStyle w:val="F2NOIDUNG"/>
         <w:numPr>
           <w:ilvl w:val="0"/>
-          <w:numId w:val="27"/>
+          <w:numId w:val="21"/>
         </w:numPr>
-      </w:pPr>
-      <w:r>
-        <w:t>Phát triển ứng dụng di động bằng Flutter cho Android và iOS;</w:t>
+        <w:ind w:left="851" w:hanging="284"/>
+      </w:pPr>
+      <w:r>
+        <w:t>Kết nối ứng dụng với backend để đồng bộ học liệu, kết quả luyện tập và phản hồi AI.</w:t>
+      </w:r>
+    </w:p>
+    <w:p>
+      <w:pPr>
+        <w:pStyle w:val="F2NOIDUNG"/>
+      </w:pPr>
+      <w:r>
+        <w:t>2.5 Phát triển trang quản trị:</w:t>
       </w:r>
     </w:p>
     <w:p>
@@ -702,11 +676,12 @@
         <w:pStyle w:val="F2NOIDUNG"/>
         <w:numPr>
           <w:ilvl w:val="0"/>
-          <w:numId w:val="27"/>
+          <w:numId w:val="21"/>
         </w:numPr>
-      </w:pPr>
-      <w:r>
-        <w:t>Xây dựng các màn hình: đăng nhập, trang chủ, danh sách bài học, làm bài tập, tiến trình, mục tiêu hằng ngày, từ vựng yêu thích và hồ sơ;</w:t>
+        <w:ind w:left="851" w:hanging="284"/>
+      </w:pPr>
+      <w:r>
+        <w:t>Phát triển trang quản trị bằng React để quản lý khóa học, chủ đề, bài học, từ vựng, ngữ pháp, bài tập và câu hỏi;</w:t>
       </w:r>
     </w:p>
     <w:p>
@@ -714,11 +689,12 @@
         <w:pStyle w:val="F2NOIDUNG"/>
         <w:numPr>
           <w:ilvl w:val="0"/>
-          <w:numId w:val="27"/>
+          <w:numId w:val="21"/>
         </w:numPr>
-      </w:pPr>
-      <w:r>
-        <w:t>Tận dụng máy ảnh, micro và thông báo cục bộ của thiết bị để chạy các tính năng AI và nhắc học hằng ngày;</w:t>
+        <w:ind w:left="851" w:hanging="284"/>
+      </w:pPr>
+      <w:r>
+        <w:t>Xây dựng chức năng quản lý danh mục tình huống, tình huống và nhân vật cho Hội thoại mô phỏng;</w:t>
       </w:r>
     </w:p>
     <w:p>
@@ -726,11 +702,12 @@
         <w:pStyle w:val="F2NOIDUNG"/>
         <w:numPr>
           <w:ilvl w:val="0"/>
-          <w:numId w:val="27"/>
+          <w:numId w:val="21"/>
         </w:numPr>
-      </w:pPr>
-      <w:r>
-        <w:t xml:space="preserve"> Kết nối ứng dụng với máy chủ để đồng bộ bài học, kết quả luyện tập và phản hồi từ AI.</w:t>
+        <w:ind w:left="851" w:hanging="284"/>
+      </w:pPr>
+      <w:r>
+        <w:t>Tổ chức biểu mẫu nhập liệu để Quản trị viên dễ biên soạn và chỉnh sửa học liệu.</w:t>
       </w:r>
     </w:p>
     <w:p>
@@ -738,7 +715,7 @@
         <w:pStyle w:val="F2NOIDUNG"/>
       </w:pPr>
       <w:r>
-        <w:t>2.5 Phát triển trang quản trị:</w:t>
+        <w:t>2.6 Kiểm thử và đánh giá:</w:t>
       </w:r>
     </w:p>
     <w:p>
@@ -746,11 +723,12 @@
         <w:pStyle w:val="F2NOIDUNG"/>
         <w:numPr>
           <w:ilvl w:val="0"/>
-          <w:numId w:val="27"/>
+          <w:numId w:val="21"/>
         </w:numPr>
-      </w:pPr>
-      <w:r>
-        <w:t>Phát triển trang quản trị dạng ứng dụng web bằng React dành riêng cho quản trị viên;</w:t>
+        <w:ind w:left="851" w:hanging="284"/>
+      </w:pPr>
+      <w:r>
+        <w:t>Kiểm thử các luồng học tập, quản trị học liệu và các chức năng AI đã xây dựng;</w:t>
       </w:r>
     </w:p>
     <w:p>
@@ -758,11 +736,12 @@
         <w:pStyle w:val="F2NOIDUNG"/>
         <w:numPr>
           <w:ilvl w:val="0"/>
-          <w:numId w:val="27"/>
+          <w:numId w:val="21"/>
         </w:numPr>
-      </w:pPr>
-      <w:r>
-        <w:t>Xây dựng các trang quản lý học liệu: khóa học, chủ đề, bài học, từ vựng, quy tắc ngữ pháp, câu hỏi và bài tập, tình huống hội thoại;</w:t>
+        <w:ind w:left="851" w:hanging="284"/>
+      </w:pPr>
+      <w:r>
+        <w:t>Kiểm tra khả năng đồng bộ dữ liệu giữa ứng dụng di động, trang quản trị, backend và cơ sở dữ liệu;</w:t>
       </w:r>
     </w:p>
     <w:p>
@@ -770,105 +749,51 @@
         <w:pStyle w:val="F2NOIDUNG"/>
         <w:numPr>
           <w:ilvl w:val="0"/>
-          <w:numId w:val="27"/>
+          <w:numId w:val="21"/>
         </w:numPr>
-      </w:pPr>
-      <w:r>
-        <w:t>Xây dựng các trang quản lý học viên, theo dõi tiến trình học và cấu hình thông số chung của hệ thống;</w:t>
+        <w:ind w:left="851" w:hanging="284"/>
+      </w:pPr>
+      <w:r>
+        <w:t xml:space="preserve">Đánh giá giao diện, xử lý lỗi và cải thiện độ ổn </w:t>
+      </w:r>
+      <w:proofErr w:type="spellStart"/>
+      <w:r>
+        <w:t>định</w:t>
+      </w:r>
+      <w:proofErr w:type="spellEnd"/>
+      <w:r>
+        <w:t xml:space="preserve"> </w:t>
+      </w:r>
+      <w:proofErr w:type="spellStart"/>
+      <w:r>
+        <w:t>của</w:t>
+      </w:r>
+      <w:proofErr w:type="spellEnd"/>
+      <w:r>
+        <w:t xml:space="preserve"> </w:t>
+      </w:r>
+      <w:proofErr w:type="spellStart"/>
+      <w:r>
+        <w:t>hệ</w:t>
+      </w:r>
+      <w:proofErr w:type="spellEnd"/>
+      <w:r>
+        <w:t xml:space="preserve"> </w:t>
+      </w:r>
+      <w:proofErr w:type="spellStart"/>
+      <w:r>
+        <w:t>thống</w:t>
+      </w:r>
+      <w:proofErr w:type="spellEnd"/>
+      <w:r>
+        <w:t>.</w:t>
       </w:r>
     </w:p>
     <w:p>
       <w:pPr>
         <w:pStyle w:val="F2NOIDUNG"/>
-        <w:numPr>
-          <w:ilvl w:val="0"/>
-          <w:numId w:val="27"/>
-        </w:numPr>
-      </w:pPr>
-      <w:r>
-        <w:t>Xây dựng trang thống kê tổng quan để quản trị viên theo dõi số lượng học viên, mức độ sử dụng các tính năng và tình hình học tập theo thời gian.</w:t>
-      </w:r>
-    </w:p>
-    <w:p>
-      <w:pPr>
-        <w:pStyle w:val="F2NOIDUNG"/>
-      </w:pPr>
-      <w:r>
-        <w:t>2.6 Kiểm thử và đánh giá:</w:t>
-      </w:r>
-    </w:p>
-    <w:p>
-      <w:pPr>
-        <w:pStyle w:val="F2NOIDUNG"/>
-        <w:numPr>
-          <w:ilvl w:val="0"/>
-          <w:numId w:val="27"/>
-        </w:numPr>
-      </w:pPr>
-      <w:r>
-        <w:t>Kiểm thử chức năng ở cấp độ đơn vị và tích hợp trên ứng dụng di động, trang quản trị và máy chủ;</w:t>
-      </w:r>
-    </w:p>
-    <w:p>
-      <w:pPr>
-        <w:pStyle w:val="F2NOIDUNG"/>
-        <w:numPr>
-          <w:ilvl w:val="0"/>
-          <w:numId w:val="27"/>
-        </w:numPr>
-      </w:pPr>
-      <w:r>
-        <w:lastRenderedPageBreak/>
-        <w:t>Kiểm thử hiệu năng trên thiết bị thật với các tác vụ xử lý văn bản, hình ảnh, phát âm thanh từ vựng và nhận diện giọng nói của học viên;</w:t>
-      </w:r>
-    </w:p>
-    <w:p>
-      <w:pPr>
-        <w:pStyle w:val="F2NOIDUNG"/>
-        <w:numPr>
-          <w:ilvl w:val="0"/>
-          <w:numId w:val="27"/>
-        </w:numPr>
-      </w:pPr>
-      <w:r>
-        <w:t>Đánh giá độ chính xác của AI khi sinh bài tập, phân tích ảnh, hội thoại mô phỏng và phản hồi của trợ lý AI;</w:t>
-      </w:r>
-    </w:p>
-    <w:p>
-      <w:pPr>
-        <w:pStyle w:val="F2NOIDUNG"/>
-        <w:numPr>
-          <w:ilvl w:val="0"/>
-          <w:numId w:val="27"/>
-        </w:numPr>
-      </w:pPr>
-      <w:r>
-        <w:t xml:space="preserve">Giảm độ trễ truyền tải giữa ứng dụng, máy chủ </w:t>
-      </w:r>
-      <w:proofErr w:type="spellStart"/>
-      <w:r>
-        <w:t>và</w:t>
-      </w:r>
-      <w:proofErr w:type="spellEnd"/>
-      <w:r>
-        <w:t xml:space="preserve"> </w:t>
-      </w:r>
-      <w:proofErr w:type="spellStart"/>
-      <w:r>
-        <w:t>mô</w:t>
-      </w:r>
-      <w:proofErr w:type="spellEnd"/>
-      <w:r>
-        <w:t xml:space="preserve"> </w:t>
-      </w:r>
-      <w:proofErr w:type="spellStart"/>
-      <w:r>
-        <w:t>hình</w:t>
-      </w:r>
-      <w:proofErr w:type="spellEnd"/>
-      <w:r>
-        <w:t xml:space="preserve"> AI.</w:t>
-      </w:r>
+        <w:ind w:firstLine="0"/>
+      </w:pPr>
     </w:p>
     <w:p>
       <w:pPr>
@@ -900,23 +825,34 @@
           <w:sz w:val="24"/>
           <w:szCs w:val="24"/>
         </w:rPr>
+        <w:lastRenderedPageBreak/>
         <w:t>Phương pháp thực hiện:</w:t>
       </w:r>
     </w:p>
     <w:p>
       <w:pPr>
         <w:pStyle w:val="F2NOIDUNG"/>
-      </w:pPr>
-      <w:r>
-        <w:t>– Phương pháp nghiên cứu lý thuyết: Tìm hiểu tài liệu về phương pháp dạy tiếng Việt cho người nước ngoài, các lỗi ngôn ngữ thường gặp, thanh điệu, phương ngữ tiếng Việt và các công nghệ Flutter, React, NestJS, PostgreSQL.</w:t>
+        <w:numPr>
+          <w:ilvl w:val="0"/>
+          <w:numId w:val="21"/>
+        </w:numPr>
+        <w:ind w:left="851" w:hanging="284"/>
+      </w:pPr>
+      <w:r>
+        <w:t>Phương pháp nghiên cứu lý thuyết: Tìm hiểu tài liệu về dạy tiếng Việt cho người nước ngoài, CEFR, Khung năng lực tiếng Việt dùng cho người nước ngoài, thanh điệu, phương ngữ và các lỗi thường gặp. Đồng thời nghiên cứu Flutter, React, NestJS, PostgreSQL, Redis, Docker, AI đa phương thức, Agent và tool calling.</w:t>
       </w:r>
     </w:p>
     <w:p>
       <w:pPr>
         <w:pStyle w:val="F2NOIDUNG"/>
-      </w:pPr>
-      <w:r>
-        <w:t>– Phương pháp thực nghiệm: Phân tích, thiết kế hệ thống bằng UML, viết app Flutter, dựng trang quản trị bằng React, dựng máy chủ NestJS, lưu dữ liệu trên PostgreSQL, tích hợp AI xử lý văn bản và hình ảnh, sau đó kiểm thử trên thiết bị thật để đánh giá tốc độ, độ ổn định và độ chính xác.</w:t>
+        <w:numPr>
+          <w:ilvl w:val="0"/>
+          <w:numId w:val="21"/>
+        </w:numPr>
+        <w:ind w:left="851" w:hanging="284"/>
+      </w:pPr>
+      <w:r>
+        <w:t>Phương pháp thực nghiệm: Phân tích nghiệp vụ, thiết kế cơ sở dữ liệu, xây dựng backend, phát triển ứng dụng di động, xây dựng trang quản trị và tích hợp các chức năng AI. Sau đó kiểm thử các luồng sử dụng chính để đánh giá mức độ hoàn thiện của hệ thống.</w:t>
       </w:r>
     </w:p>
     <w:p>
@@ -955,10 +891,9 @@
     <w:p>
       <w:pPr>
         <w:pStyle w:val="F2NOIDUNG"/>
-        <w:ind w:firstLine="0"/>
-      </w:pPr>
-      <w:r>
-        <w:t xml:space="preserve">         Quyển báo cáo bố cục đề tài gồm các nội dung sau:</w:t>
+      </w:pPr>
+      <w:r>
+        <w:t>Quyển báo cáo bố cục đề tài gồm các nội dung sau:</w:t>
       </w:r>
     </w:p>
     <w:p>
@@ -1031,7 +966,7 @@
           <w:sz w:val="24"/>
           <w:szCs w:val="24"/>
         </w:rPr>
-        <w:t xml:space="preserve">Tài liệu tham khảo: </w:t>
+        <w:t>Tài liệu tham khảo:</w:t>
       </w:r>
     </w:p>
     <w:p>
@@ -1039,7 +974,7 @@
         <w:pStyle w:val="F2NOIDUNG"/>
       </w:pPr>
       <w:r>
-        <w:t>[1] N. V. Huệ, T. T. M. Giới, N. T. N. Hân và T. N. Minh, Giáo trình tiếng Việt cho người nước ngoài tập 1. Thành phố Hồ Chí Minh: Nhà xuất bản Đại học Quốc gia Thành phố Hồ Chí Minh, 2019.</w:t>
+        <w:t>[1] Bộ Giáo dục và Đào tạo (2015), Thông tư số 17/2015/TT-BGDĐT ngày 01 tháng 9 năm 2015 ban hành Khung năng lực tiếng Việt dùng cho người nước ngoài.</w:t>
       </w:r>
     </w:p>
     <w:p>
@@ -1047,7 +982,7 @@
         <w:pStyle w:val="F2NOIDUNG"/>
       </w:pPr>
       <w:r>
-        <w:t>[2] L. T. Hiệp, Tiếng Việt cho người nước ngoài chương trình trung cấp. Hà Nội: Nhà xuất bản Thế Giới, 2022.</w:t>
+        <w:t>[2] Council of Europe (2001), Common European Framework of Reference for Languages: Learning, Teaching, Assessment, Cambridge University Press.</w:t>
       </w:r>
     </w:p>
     <w:p>
@@ -1055,8 +990,7 @@
         <w:pStyle w:val="F2NOIDUNG"/>
       </w:pPr>
       <w:r>
-        <w:lastRenderedPageBreak/>
-        <w:t>[3] N. T. Nam, "Lỗi nhầm lẫn từ loại và lỗi sử dụng từ trong tiếng Việt của người nước ngoài," Kỷ yếu hội thảo khoa học Giảng dạy Tiếng Việt như một ngoại ngữ, Hà Nội: Nhà xuất bản Đại học Quốc gia Hà Nội, 2008.</w:t>
+        <w:t>[3] Nguyễn Văn Khang (1999), Ngôn ngữ học xã hội: những vấn đề cơ bản, Nhà xuất bản Khoa học Xã hội, Hà Nội.</w:t>
       </w:r>
     </w:p>
     <w:p>
@@ -1064,7 +998,7 @@
         <w:pStyle w:val="F2NOIDUNG"/>
       </w:pPr>
       <w:r>
-        <w:t>[4] N. T. Nam, "Vấn đề dạy ngữ pháp trong giáo trình dạy tiếng Việt cho người nước ngoài," Tạp chí Ngôn ngữ, số 6, tr. 10-18, 2010.</w:t>
+        <w:t>[4] Vương Hữu Lễ và Hoàng Dũng (1994), Ngữ âm tiếng Việt, Nhà xuất bản Giáo dục, Hà Nội.</w:t>
       </w:r>
     </w:p>
     <w:p>
@@ -1072,7 +1006,7 @@
         <w:pStyle w:val="F2NOIDUNG"/>
       </w:pPr>
       <w:r>
-        <w:t>[5] H. T. Cao, "Integrating Culture in Foreign Language Teaching: Case of Teaching Vietnamese for Foreigners in Vietnam," Journal of Educational and Social Research, vol. 12, no. 4, tr. 174-185, 2022.</w:t>
+        <w:t>[5] Flutter team (2025), "Flutter documentation", https://docs.flutter.dev.</w:t>
       </w:r>
     </w:p>
     <w:p>
@@ -1080,7 +1014,7 @@
         <w:pStyle w:val="F2NOIDUNG"/>
       </w:pPr>
       <w:r>
-        <w:t>[6] T. Bailey và A. Biessek, Flutter for Beginners, 3rd ed. Birmingham: Packt Publishing, 2023.</w:t>
+        <w:t>[6] Meta (2025), "React documentation", https://react.dev.</w:t>
       </w:r>
     </w:p>
     <w:p>
@@ -1088,7 +1022,7 @@
         <w:pStyle w:val="F2NOIDUNG"/>
       </w:pPr>
       <w:r>
-        <w:t>[7] R. Payne, Beginning App Development with Flutter. New York: Apress, 2019.</w:t>
+        <w:t>[7] NestJS team (2025), "NestJS documentation", https://docs.nestjs.com.</w:t>
       </w:r>
     </w:p>
     <w:p>
@@ -1096,7 +1030,8 @@
         <w:pStyle w:val="F2NOIDUNG"/>
       </w:pPr>
       <w:r>
-        <w:t>[8] K. Mysliwiec, "NestJS framework documentation," NestJS, 2024. [Online]. Available: https://docs.nestjs.com.</w:t>
+        <w:lastRenderedPageBreak/>
+        <w:t>[8] PostgreSQL Global Development Group (2025), "PostgreSQL 16 documentation", https://www.postgresql.org/docs/16/.</w:t>
       </w:r>
     </w:p>
     <w:p>
@@ -1104,7 +1039,7 @@
         <w:pStyle w:val="F2NOIDUNG"/>
       </w:pPr>
       <w:r>
-        <w:t>[9] D. V. Nguyen, N. L. Quang, T. T. Hien, N. N. Huyen, T. T. Huong và P. N. Nam, "Modeling user quality of experience in adaptive point cloud video streaming," International Symposium on Multimedia, tr. 49-54, 2024.</w:t>
+        <w:t>[9] Google AI for Developers (2026), "Function calling with the Gemini API", https://ai.google.dev/gemini-api/docs/function-calling.</w:t>
       </w:r>
     </w:p>
     <w:p>
@@ -1112,7 +1047,7 @@
         <w:pStyle w:val="F2NOIDUNG"/>
       </w:pPr>
       <w:r>
-        <w:t xml:space="preserve">[10] J. Borenstein và A. Howard, "Emerging challenges in AI and the need for AI ethics education," AI and Ethics, vol. 1, tr. 61-65, 2021. </w:t>
+        <w:t>[10] Yao S., Zhao J., Yu D., Du N., Shafran I., Narasimhan K. và Cao Y. (2023), "ReAct: Synergizing Reasoning and Acting in Language Models", arXiv:2210.03629.</w:t>
       </w:r>
     </w:p>
     <w:p>
@@ -1172,10 +1107,6 @@
           <w:p>
             <w:pPr>
               <w:pStyle w:val="ListParagraph"/>
-              <w:tabs>
-                <w:tab w:val="left" w:pos="284"/>
-                <w:tab w:val="right" w:leader="dot" w:pos="9356"/>
-              </w:tabs>
               <w:spacing w:before="120" w:after="120" w:line="360" w:lineRule="auto"/>
               <w:ind w:left="0"/>
               <w:jc w:val="center"/>
@@ -1207,10 +1138,6 @@
           <w:p>
             <w:pPr>
               <w:pStyle w:val="ListParagraph"/>
-              <w:tabs>
-                <w:tab w:val="left" w:pos="284"/>
-                <w:tab w:val="right" w:leader="dot" w:pos="9356"/>
-              </w:tabs>
               <w:spacing w:before="120" w:after="120" w:line="360" w:lineRule="auto"/>
               <w:ind w:left="0"/>
               <w:jc w:val="center"/>
@@ -1236,10 +1163,6 @@
           <w:p>
             <w:pPr>
               <w:pStyle w:val="ListParagraph"/>
-              <w:tabs>
-                <w:tab w:val="left" w:pos="284"/>
-                <w:tab w:val="right" w:leader="dot" w:pos="9356"/>
-              </w:tabs>
               <w:spacing w:before="120" w:after="120" w:line="360" w:lineRule="auto"/>
               <w:ind w:left="0"/>
               <w:jc w:val="center"/>
@@ -1271,10 +1194,6 @@
           <w:p>
             <w:pPr>
               <w:pStyle w:val="ListParagraph"/>
-              <w:tabs>
-                <w:tab w:val="left" w:pos="284"/>
-                <w:tab w:val="right" w:leader="dot" w:pos="9356"/>
-              </w:tabs>
               <w:spacing w:before="120" w:after="120" w:line="360" w:lineRule="auto"/>
               <w:ind w:left="0"/>
               <w:jc w:val="center"/>
@@ -1306,10 +1225,6 @@
           <w:p>
             <w:pPr>
               <w:pStyle w:val="ListParagraph"/>
-              <w:tabs>
-                <w:tab w:val="left" w:pos="284"/>
-                <w:tab w:val="right" w:leader="dot" w:pos="9356"/>
-              </w:tabs>
               <w:spacing w:before="120" w:after="120" w:line="360" w:lineRule="auto"/>
               <w:ind w:left="0"/>
               <w:jc w:val="center"/>
@@ -1343,10 +1258,6 @@
           <w:p>
             <w:pPr>
               <w:pStyle w:val="ListParagraph"/>
-              <w:tabs>
-                <w:tab w:val="left" w:pos="284"/>
-                <w:tab w:val="right" w:leader="dot" w:pos="9356"/>
-              </w:tabs>
               <w:spacing w:before="120" w:after="120" w:line="360" w:lineRule="auto"/>
               <w:ind w:left="0"/>
               <w:jc w:val="center"/>
@@ -1374,10 +1285,6 @@
           <w:p>
             <w:pPr>
               <w:pStyle w:val="ListParagraph"/>
-              <w:tabs>
-                <w:tab w:val="left" w:pos="284"/>
-                <w:tab w:val="right" w:leader="dot" w:pos="9356"/>
-              </w:tabs>
               <w:spacing w:before="120" w:after="120" w:line="360" w:lineRule="auto"/>
               <w:ind w:left="0"/>
               <w:jc w:val="center"/>
@@ -1399,10 +1306,6 @@
           <w:p>
             <w:pPr>
               <w:pStyle w:val="ListParagraph"/>
-              <w:tabs>
-                <w:tab w:val="left" w:pos="284"/>
-                <w:tab w:val="right" w:leader="dot" w:pos="9356"/>
-              </w:tabs>
               <w:spacing w:before="120" w:after="120" w:line="360" w:lineRule="auto"/>
               <w:ind w:left="0"/>
               <w:jc w:val="center"/>
@@ -1424,10 +1327,6 @@
           <w:p>
             <w:pPr>
               <w:pStyle w:val="ListParagraph"/>
-              <w:tabs>
-                <w:tab w:val="left" w:pos="284"/>
-                <w:tab w:val="right" w:leader="dot" w:pos="9356"/>
-              </w:tabs>
               <w:spacing w:before="120" w:after="120" w:line="360" w:lineRule="auto"/>
               <w:ind w:left="0"/>
               <w:jc w:val="center"/>
@@ -1454,53 +1353,36 @@
           </w:tcPr>
           <w:p>
             <w:pPr>
-              <w:pStyle w:val="F2NOIDUNG"/>
+              <w:pStyle w:val="ListParagraph"/>
               <w:numPr>
                 <w:ilvl w:val="0"/>
                 <w:numId w:val="3"/>
               </w:numPr>
+              <w:spacing w:before="120" w:after="120" w:line="360" w:lineRule="auto"/>
               <w:ind w:left="360"/>
-              <w:rPr>
-                <w:lang w:val="vi-VN"/>
+              <w:jc w:val="both"/>
+              <w:rPr>
+                <w:rFonts w:ascii="Times New Roman" w:hAnsi="Times New Roman" w:cs="Times New Roman"/>
+                <w:sz w:val="24"/>
+                <w:szCs w:val="24"/>
               </w:rPr>
             </w:pPr>
             <w:r>
               <w:rPr>
-                <w:lang w:val="vi-VN"/>
-              </w:rPr>
-              <w:t>Nghiên cứu cơ sở lý thuyết dạy tiếng Việt cho người nước ngoài, các lỗi thường gặp, thanh điệu và phương ngữ;</w:t>
+                <w:rFonts w:ascii="Times New Roman" w:hAnsi="Times New Roman" w:cs="Times New Roman"/>
+                <w:sz w:val="24"/>
+                <w:szCs w:val="24"/>
+              </w:rPr>
+              <w:t>Nghiên cứu cơ sở lý thuyết về dạy tiếng Việt cho người nước ngoài, CEFR, thanh điệu, phương ngữ, AI đa phương thức và các công nghệ dùng trong đề tài;</w:t>
             </w:r>
           </w:p>
           <w:p>
             <w:pPr>
-              <w:pStyle w:val="F2NOIDUNG"/>
+              <w:pStyle w:val="ListParagraph"/>
               <w:numPr>
                 <w:ilvl w:val="0"/>
                 <w:numId w:val="3"/>
               </w:numPr>
-              <w:ind w:left="360"/>
-              <w:rPr>
-                <w:lang w:val="vi-VN"/>
-              </w:rPr>
-            </w:pPr>
-            <w:r>
-              <w:rPr>
-                <w:lang w:val="vi-VN"/>
-              </w:rPr>
-              <w:t>Tìm hiểu mô hình AI đa phương thức và các công nghệ dùng trong đề tài;</w:t>
-            </w:r>
-          </w:p>
-          <w:p>
-            <w:pPr>
-              <w:pStyle w:val="ListParagraph"/>
-              <w:numPr>
-                <w:ilvl w:val="0"/>
-                <w:numId w:val="3"/>
-              </w:numPr>
-              <w:tabs>
-                <w:tab w:val="left" w:pos="162"/>
-                <w:tab w:val="right" w:leader="dot" w:pos="9356"/>
-              </w:tabs>
               <w:spacing w:before="120" w:after="120" w:line="360" w:lineRule="auto"/>
               <w:ind w:left="360"/>
               <w:jc w:val="both"/>
@@ -1508,7 +1390,6 @@
                 <w:rFonts w:ascii="Times New Roman" w:hAnsi="Times New Roman" w:cs="Times New Roman"/>
                 <w:sz w:val="24"/>
                 <w:szCs w:val="24"/>
-                <w:lang w:val="vi-VN"/>
               </w:rPr>
             </w:pPr>
             <w:r>
@@ -1516,15 +1397,6 @@
                 <w:rFonts w:ascii="Times New Roman" w:hAnsi="Times New Roman" w:cs="Times New Roman"/>
                 <w:sz w:val="24"/>
                 <w:szCs w:val="24"/>
-              </w:rPr>
-              <w:t xml:space="preserve">  </w:t>
-            </w:r>
-            <w:r>
-              <w:rPr>
-                <w:rFonts w:ascii="Times New Roman" w:hAnsi="Times New Roman" w:cs="Times New Roman"/>
-                <w:sz w:val="24"/>
-                <w:szCs w:val="24"/>
-                <w:lang w:val="vi-VN"/>
               </w:rPr>
               <w:t>Viết đề cương chi tiết.</w:t>
             </w:r>
@@ -1538,10 +1410,6 @@
           <w:p>
             <w:pPr>
               <w:pStyle w:val="ListParagraph"/>
-              <w:tabs>
-                <w:tab w:val="left" w:pos="284"/>
-                <w:tab w:val="right" w:leader="dot" w:pos="9356"/>
-              </w:tabs>
               <w:spacing w:before="120" w:after="120" w:line="360" w:lineRule="auto"/>
               <w:ind w:left="0"/>
               <w:jc w:val="both"/>
@@ -1563,10 +1431,6 @@
           <w:p>
             <w:pPr>
               <w:pStyle w:val="ListParagraph"/>
-              <w:tabs>
-                <w:tab w:val="left" w:pos="284"/>
-                <w:tab w:val="right" w:leader="dot" w:pos="9356"/>
-              </w:tabs>
               <w:spacing w:before="120" w:after="120" w:line="360" w:lineRule="auto"/>
               <w:ind w:left="0"/>
               <w:jc w:val="center"/>
@@ -1582,7 +1446,6 @@
                 <w:sz w:val="24"/>
                 <w:szCs w:val="24"/>
               </w:rPr>
-              <w:lastRenderedPageBreak/>
               <w:t>2</w:t>
             </w:r>
           </w:p>
@@ -1595,10 +1458,6 @@
           <w:p>
             <w:pPr>
               <w:pStyle w:val="ListParagraph"/>
-              <w:tabs>
-                <w:tab w:val="left" w:pos="284"/>
-                <w:tab w:val="right" w:leader="dot" w:pos="9356"/>
-              </w:tabs>
               <w:spacing w:before="120" w:after="120" w:line="360" w:lineRule="auto"/>
               <w:ind w:left="0"/>
               <w:jc w:val="center"/>
@@ -1620,10 +1479,6 @@
           <w:p>
             <w:pPr>
               <w:pStyle w:val="ListParagraph"/>
-              <w:tabs>
-                <w:tab w:val="left" w:pos="284"/>
-                <w:tab w:val="right" w:leader="dot" w:pos="9356"/>
-              </w:tabs>
               <w:spacing w:before="120" w:after="120" w:line="360" w:lineRule="auto"/>
               <w:ind w:left="0"/>
               <w:jc w:val="center"/>
@@ -1645,10 +1500,6 @@
           <w:p>
             <w:pPr>
               <w:pStyle w:val="ListParagraph"/>
-              <w:tabs>
-                <w:tab w:val="left" w:pos="284"/>
-                <w:tab w:val="right" w:leader="dot" w:pos="9356"/>
-              </w:tabs>
               <w:spacing w:before="120" w:after="120" w:line="360" w:lineRule="auto"/>
               <w:ind w:left="0"/>
               <w:jc w:val="center"/>
@@ -1675,41 +1526,77 @@
           </w:tcPr>
           <w:p>
             <w:pPr>
-              <w:pStyle w:val="F2NOIDUNG"/>
+              <w:pStyle w:val="ListParagraph"/>
               <w:numPr>
                 <w:ilvl w:val="0"/>
-                <w:numId w:val="26"/>
+                <w:numId w:val="3"/>
               </w:numPr>
+              <w:spacing w:before="120" w:after="120" w:line="360" w:lineRule="auto"/>
               <w:ind w:left="360"/>
+              <w:jc w:val="both"/>
+              <w:rPr>
+                <w:rFonts w:ascii="Times New Roman" w:hAnsi="Times New Roman" w:cs="Times New Roman"/>
+                <w:sz w:val="24"/>
+                <w:szCs w:val="24"/>
+              </w:rPr>
             </w:pPr>
             <w:r>
-              <w:t>Phân tích nhu cầu người học và các nghiệp vụ chính;</w:t>
+              <w:rPr>
+                <w:rFonts w:ascii="Times New Roman" w:hAnsi="Times New Roman" w:cs="Times New Roman"/>
+                <w:sz w:val="24"/>
+                <w:szCs w:val="24"/>
+              </w:rPr>
+              <w:t>Phân tích nhu cầu người học và người quản trị;</w:t>
             </w:r>
           </w:p>
           <w:p>
             <w:pPr>
-              <w:pStyle w:val="F2NOIDUNG"/>
+              <w:pStyle w:val="ListParagraph"/>
               <w:numPr>
                 <w:ilvl w:val="0"/>
-                <w:numId w:val="26"/>
+                <w:numId w:val="3"/>
               </w:numPr>
+              <w:spacing w:before="120" w:after="120" w:line="360" w:lineRule="auto"/>
               <w:ind w:left="360"/>
+              <w:jc w:val="both"/>
+              <w:rPr>
+                <w:rFonts w:ascii="Times New Roman" w:hAnsi="Times New Roman" w:cs="Times New Roman"/>
+                <w:sz w:val="24"/>
+                <w:szCs w:val="24"/>
+              </w:rPr>
             </w:pPr>
             <w:r>
-              <w:t>Xác định yêu cầu chức năng, phi chức năng;</w:t>
+              <w:rPr>
+                <w:rFonts w:ascii="Times New Roman" w:hAnsi="Times New Roman" w:cs="Times New Roman"/>
+                <w:sz w:val="24"/>
+                <w:szCs w:val="24"/>
+              </w:rPr>
+              <w:t>Xác định yêu cầu chức năng, yêu cầu phi chức năng;</w:t>
             </w:r>
           </w:p>
           <w:p>
             <w:pPr>
-              <w:pStyle w:val="F2NOIDUNG"/>
+              <w:pStyle w:val="ListParagraph"/>
               <w:numPr>
                 <w:ilvl w:val="0"/>
-                <w:numId w:val="26"/>
+                <w:numId w:val="3"/>
               </w:numPr>
+              <w:spacing w:before="120" w:after="120" w:line="360" w:lineRule="auto"/>
               <w:ind w:left="360"/>
+              <w:jc w:val="both"/>
+              <w:rPr>
+                <w:rFonts w:ascii="Times New Roman" w:hAnsi="Times New Roman" w:cs="Times New Roman"/>
+                <w:sz w:val="24"/>
+                <w:szCs w:val="24"/>
+              </w:rPr>
             </w:pPr>
             <w:r>
-              <w:t>Vẽ ERD, dựng schema PostgreSQL và phác thảo giao diện.</w:t>
+              <w:rPr>
+                <w:rFonts w:ascii="Times New Roman" w:hAnsi="Times New Roman" w:cs="Times New Roman"/>
+                <w:sz w:val="24"/>
+                <w:szCs w:val="24"/>
+              </w:rPr>
+              <w:t>Vẽ Use-case, ERD và phác thảo giao diện.</w:t>
             </w:r>
           </w:p>
         </w:tc>
@@ -1721,10 +1608,6 @@
           <w:p>
             <w:pPr>
               <w:pStyle w:val="ListParagraph"/>
-              <w:tabs>
-                <w:tab w:val="left" w:pos="284"/>
-                <w:tab w:val="right" w:leader="dot" w:pos="9356"/>
-              </w:tabs>
               <w:spacing w:before="120" w:after="120" w:line="360" w:lineRule="auto"/>
               <w:ind w:left="0"/>
               <w:jc w:val="both"/>
@@ -1746,10 +1629,6 @@
           <w:p>
             <w:pPr>
               <w:pStyle w:val="ListParagraph"/>
-              <w:tabs>
-                <w:tab w:val="left" w:pos="284"/>
-                <w:tab w:val="right" w:leader="dot" w:pos="9356"/>
-              </w:tabs>
               <w:spacing w:before="120" w:after="120" w:line="360" w:lineRule="auto"/>
               <w:ind w:left="0"/>
               <w:jc w:val="center"/>
@@ -1777,10 +1656,6 @@
           <w:p>
             <w:pPr>
               <w:pStyle w:val="ListParagraph"/>
-              <w:tabs>
-                <w:tab w:val="left" w:pos="284"/>
-                <w:tab w:val="right" w:leader="dot" w:pos="9356"/>
-              </w:tabs>
               <w:spacing w:before="120" w:after="120" w:line="360" w:lineRule="auto"/>
               <w:ind w:left="0"/>
               <w:jc w:val="center"/>
@@ -1802,10 +1677,6 @@
           <w:p>
             <w:pPr>
               <w:pStyle w:val="ListParagraph"/>
-              <w:tabs>
-                <w:tab w:val="left" w:pos="284"/>
-                <w:tab w:val="right" w:leader="dot" w:pos="9356"/>
-              </w:tabs>
               <w:spacing w:before="120" w:after="120" w:line="360" w:lineRule="auto"/>
               <w:ind w:left="0"/>
               <w:jc w:val="center"/>
@@ -1827,10 +1698,6 @@
           <w:p>
             <w:pPr>
               <w:pStyle w:val="ListParagraph"/>
-              <w:tabs>
-                <w:tab w:val="left" w:pos="284"/>
-                <w:tab w:val="right" w:leader="dot" w:pos="9356"/>
-              </w:tabs>
               <w:spacing w:before="120" w:after="120" w:line="360" w:lineRule="auto"/>
               <w:ind w:left="0"/>
               <w:jc w:val="center"/>
@@ -1860,12 +1727,8 @@
               <w:pStyle w:val="ListParagraph"/>
               <w:numPr>
                 <w:ilvl w:val="0"/>
-                <w:numId w:val="6"/>
+                <w:numId w:val="3"/>
               </w:numPr>
-              <w:tabs>
-                <w:tab w:val="left" w:pos="284"/>
-                <w:tab w:val="right" w:leader="dot" w:pos="9356"/>
-              </w:tabs>
               <w:spacing w:before="120" w:after="120" w:line="360" w:lineRule="auto"/>
               <w:ind w:left="360"/>
               <w:jc w:val="both"/>
@@ -1881,7 +1744,7 @@
                 <w:sz w:val="24"/>
                 <w:szCs w:val="24"/>
               </w:rPr>
-              <w:t>Thiết lập cơ sở dữ liệu PostgreSQL;</w:t>
+              <w:t>Thiết lập PostgreSQL, Redis và backend NestJS;</w:t>
             </w:r>
           </w:p>
           <w:p>
@@ -1889,12 +1752,8 @@
               <w:pStyle w:val="ListParagraph"/>
               <w:numPr>
                 <w:ilvl w:val="0"/>
-                <w:numId w:val="6"/>
+                <w:numId w:val="3"/>
               </w:numPr>
-              <w:tabs>
-                <w:tab w:val="left" w:pos="284"/>
-                <w:tab w:val="right" w:leader="dot" w:pos="9356"/>
-              </w:tabs>
               <w:spacing w:before="120" w:after="120" w:line="360" w:lineRule="auto"/>
               <w:ind w:left="360"/>
               <w:jc w:val="both"/>
@@ -1910,7 +1769,7 @@
                 <w:sz w:val="24"/>
                 <w:szCs w:val="24"/>
               </w:rPr>
-              <w:t>Khởi tạo dự án Backend bằng NestJS;</w:t>
+              <w:t>Xây dựng các API cốt lõi cho tài khoản, học liệu, bài tập và tiến trình;</w:t>
             </w:r>
           </w:p>
           <w:p>
@@ -1918,12 +1777,8 @@
               <w:pStyle w:val="ListParagraph"/>
               <w:numPr>
                 <w:ilvl w:val="0"/>
-                <w:numId w:val="6"/>
+                <w:numId w:val="3"/>
               </w:numPr>
-              <w:tabs>
-                <w:tab w:val="left" w:pos="284"/>
-                <w:tab w:val="right" w:leader="dot" w:pos="9356"/>
-              </w:tabs>
               <w:spacing w:before="120" w:after="120" w:line="360" w:lineRule="auto"/>
               <w:ind w:left="360"/>
               <w:jc w:val="both"/>
@@ -1939,36 +1794,7 @@
                 <w:sz w:val="24"/>
                 <w:szCs w:val="24"/>
               </w:rPr>
-              <w:t>Viết các API cốt lõi để quản lý tài khoản, học liệu và tiến trình học;</w:t>
-            </w:r>
-          </w:p>
-          <w:p>
-            <w:pPr>
-              <w:pStyle w:val="ListParagraph"/>
-              <w:numPr>
-                <w:ilvl w:val="0"/>
-                <w:numId w:val="16"/>
-              </w:numPr>
-              <w:tabs>
-                <w:tab w:val="left" w:pos="284"/>
-                <w:tab w:val="right" w:leader="dot" w:pos="9356"/>
-              </w:tabs>
-              <w:spacing w:before="120" w:after="120" w:line="360" w:lineRule="auto"/>
-              <w:ind w:left="360"/>
-              <w:jc w:val="both"/>
-              <w:rPr>
-                <w:rFonts w:ascii="Times New Roman" w:hAnsi="Times New Roman" w:cs="Times New Roman"/>
-                <w:sz w:val="24"/>
-                <w:szCs w:val="24"/>
-              </w:rPr>
-            </w:pPr>
-            <w:r>
-              <w:rPr>
-                <w:rFonts w:ascii="Times New Roman" w:hAnsi="Times New Roman" w:cs="Times New Roman"/>
-                <w:sz w:val="24"/>
-                <w:szCs w:val="24"/>
-              </w:rPr>
-              <w:t>Khởi tạo dự án trang quản trị bằng React, dựng các trang quản lý học liệu cơ bản.</w:t>
+              <w:t>Khởi tạo trang quản trị React.</w:t>
             </w:r>
           </w:p>
         </w:tc>
@@ -1980,10 +1806,6 @@
           <w:p>
             <w:pPr>
               <w:pStyle w:val="ListParagraph"/>
-              <w:tabs>
-                <w:tab w:val="left" w:pos="284"/>
-                <w:tab w:val="right" w:leader="dot" w:pos="9356"/>
-              </w:tabs>
               <w:spacing w:before="120" w:after="120" w:line="360" w:lineRule="auto"/>
               <w:ind w:left="0"/>
               <w:jc w:val="both"/>
@@ -2005,10 +1827,6 @@
           <w:p>
             <w:pPr>
               <w:pStyle w:val="ListParagraph"/>
-              <w:tabs>
-                <w:tab w:val="left" w:pos="284"/>
-                <w:tab w:val="right" w:leader="dot" w:pos="9356"/>
-              </w:tabs>
               <w:spacing w:before="120" w:after="120" w:line="360" w:lineRule="auto"/>
               <w:ind w:left="0"/>
               <w:jc w:val="center"/>
@@ -2036,10 +1854,6 @@
           <w:p>
             <w:pPr>
               <w:pStyle w:val="ListParagraph"/>
-              <w:tabs>
-                <w:tab w:val="left" w:pos="284"/>
-                <w:tab w:val="right" w:leader="dot" w:pos="9356"/>
-              </w:tabs>
               <w:spacing w:before="120" w:after="120" w:line="360" w:lineRule="auto"/>
               <w:ind w:left="0"/>
               <w:jc w:val="center"/>
@@ -2061,10 +1875,6 @@
           <w:p>
             <w:pPr>
               <w:pStyle w:val="ListParagraph"/>
-              <w:tabs>
-                <w:tab w:val="left" w:pos="284"/>
-                <w:tab w:val="right" w:leader="dot" w:pos="9356"/>
-              </w:tabs>
               <w:spacing w:before="120" w:after="120" w:line="360" w:lineRule="auto"/>
               <w:ind w:left="0"/>
               <w:jc w:val="center"/>
@@ -2086,10 +1896,6 @@
           <w:p>
             <w:pPr>
               <w:pStyle w:val="ListParagraph"/>
-              <w:tabs>
-                <w:tab w:val="left" w:pos="284"/>
-                <w:tab w:val="right" w:leader="dot" w:pos="9356"/>
-              </w:tabs>
               <w:spacing w:before="120" w:after="120" w:line="360" w:lineRule="auto"/>
               <w:ind w:left="0"/>
               <w:jc w:val="center"/>
@@ -2119,12 +1925,8 @@
               <w:pStyle w:val="ListParagraph"/>
               <w:numPr>
                 <w:ilvl w:val="0"/>
-                <w:numId w:val="8"/>
+                <w:numId w:val="3"/>
               </w:numPr>
-              <w:tabs>
-                <w:tab w:val="left" w:pos="284"/>
-                <w:tab w:val="right" w:leader="dot" w:pos="9356"/>
-              </w:tabs>
               <w:spacing w:before="120" w:after="120" w:line="360" w:lineRule="auto"/>
               <w:ind w:left="360"/>
               <w:jc w:val="both"/>
@@ -2140,7 +1942,7 @@
                 <w:sz w:val="24"/>
                 <w:szCs w:val="24"/>
               </w:rPr>
-              <w:t>Khởi tạo dự án ứng dụng di động bằng Flutter;</w:t>
+              <w:t>Khởi tạo ứng dụng Flutter;</w:t>
             </w:r>
           </w:p>
           <w:p>
@@ -2148,12 +1950,8 @@
               <w:pStyle w:val="ListParagraph"/>
               <w:numPr>
                 <w:ilvl w:val="0"/>
-                <w:numId w:val="8"/>
+                <w:numId w:val="3"/>
               </w:numPr>
-              <w:tabs>
-                <w:tab w:val="left" w:pos="284"/>
-                <w:tab w:val="right" w:leader="dot" w:pos="9356"/>
-              </w:tabs>
               <w:spacing w:before="120" w:after="120" w:line="360" w:lineRule="auto"/>
               <w:ind w:left="360"/>
               <w:jc w:val="both"/>
@@ -2169,7 +1967,7 @@
                 <w:sz w:val="24"/>
                 <w:szCs w:val="24"/>
               </w:rPr>
-              <w:t>Xây dựng giao diện đăng ký, đăng nhập và màn hình trang chủ;</w:t>
+              <w:t>Xây dựng đăng ký, đăng nhập, xác thực email, thiết lập hồ sơ và trang chủ;</w:t>
             </w:r>
           </w:p>
           <w:p>
@@ -2177,12 +1975,8 @@
               <w:pStyle w:val="ListParagraph"/>
               <w:numPr>
                 <w:ilvl w:val="0"/>
-                <w:numId w:val="8"/>
+                <w:numId w:val="3"/>
               </w:numPr>
-              <w:tabs>
-                <w:tab w:val="left" w:pos="284"/>
-                <w:tab w:val="right" w:leader="dot" w:pos="9356"/>
-              </w:tabs>
               <w:spacing w:before="120" w:after="120" w:line="360" w:lineRule="auto"/>
               <w:ind w:left="360"/>
               <w:jc w:val="both"/>
@@ -2198,19 +1992,6 @@
                 <w:sz w:val="24"/>
                 <w:szCs w:val="24"/>
               </w:rPr>
-              <w:t>Xây dựng cấu trúc quản lý trạng thái;</w:t>
-            </w:r>
-          </w:p>
-          <w:p>
-            <w:pPr>
-              <w:pStyle w:val="F2NOIDUNG"/>
-              <w:numPr>
-                <w:ilvl w:val="0"/>
-                <w:numId w:val="8"/>
-              </w:numPr>
-              <w:ind w:left="360"/>
-            </w:pPr>
-            <w:r>
               <w:t>Viết dự thảo Chương 1.</w:t>
             </w:r>
           </w:p>
@@ -2223,10 +2004,6 @@
           <w:p>
             <w:pPr>
               <w:pStyle w:val="ListParagraph"/>
-              <w:tabs>
-                <w:tab w:val="left" w:pos="284"/>
-                <w:tab w:val="right" w:leader="dot" w:pos="9356"/>
-              </w:tabs>
               <w:spacing w:before="120" w:after="120" w:line="360" w:lineRule="auto"/>
               <w:ind w:left="0"/>
               <w:jc w:val="both"/>
@@ -2248,10 +2025,6 @@
           <w:p>
             <w:pPr>
               <w:pStyle w:val="ListParagraph"/>
-              <w:tabs>
-                <w:tab w:val="left" w:pos="284"/>
-                <w:tab w:val="right" w:leader="dot" w:pos="9356"/>
-              </w:tabs>
               <w:spacing w:before="120" w:after="120" w:line="360" w:lineRule="auto"/>
               <w:ind w:left="0"/>
               <w:jc w:val="center"/>
@@ -2279,10 +2052,6 @@
           <w:p>
             <w:pPr>
               <w:pStyle w:val="ListParagraph"/>
-              <w:tabs>
-                <w:tab w:val="left" w:pos="284"/>
-                <w:tab w:val="right" w:leader="dot" w:pos="9356"/>
-              </w:tabs>
               <w:spacing w:before="120" w:after="120" w:line="360" w:lineRule="auto"/>
               <w:ind w:left="0"/>
               <w:jc w:val="center"/>
@@ -2304,10 +2073,6 @@
           <w:p>
             <w:pPr>
               <w:pStyle w:val="ListParagraph"/>
-              <w:tabs>
-                <w:tab w:val="left" w:pos="284"/>
-                <w:tab w:val="right" w:leader="dot" w:pos="9356"/>
-              </w:tabs>
               <w:spacing w:before="120" w:after="120" w:line="360" w:lineRule="auto"/>
               <w:ind w:left="0"/>
               <w:jc w:val="center"/>
@@ -2329,10 +2094,6 @@
           <w:p>
             <w:pPr>
               <w:pStyle w:val="ListParagraph"/>
-              <w:tabs>
-                <w:tab w:val="left" w:pos="284"/>
-                <w:tab w:val="right" w:leader="dot" w:pos="9356"/>
-              </w:tabs>
               <w:spacing w:before="120" w:after="120" w:line="360" w:lineRule="auto"/>
               <w:ind w:left="0"/>
               <w:jc w:val="center"/>
@@ -2362,12 +2123,8 @@
               <w:pStyle w:val="ListParagraph"/>
               <w:numPr>
                 <w:ilvl w:val="0"/>
-                <w:numId w:val="10"/>
+                <w:numId w:val="3"/>
               </w:numPr>
-              <w:tabs>
-                <w:tab w:val="left" w:pos="284"/>
-                <w:tab w:val="right" w:leader="dot" w:pos="9356"/>
-              </w:tabs>
               <w:spacing w:before="120" w:after="120" w:line="360" w:lineRule="auto"/>
               <w:ind w:left="360"/>
               <w:jc w:val="both"/>
@@ -2383,7 +2140,7 @@
                 <w:sz w:val="24"/>
                 <w:szCs w:val="24"/>
               </w:rPr>
-              <w:t>Lập trình màn hình danh sách bài học và làm bài tập trên ứng dụng;</w:t>
+              <w:t>Xây dựng màn hình khóa học, chủ đề, bài học, từ vựng, ngữ pháp và bài tập cơ bản;</w:t>
             </w:r>
           </w:p>
           <w:p>
@@ -2391,12 +2148,8 @@
               <w:pStyle w:val="ListParagraph"/>
               <w:numPr>
                 <w:ilvl w:val="0"/>
-                <w:numId w:val="10"/>
+                <w:numId w:val="3"/>
               </w:numPr>
-              <w:tabs>
-                <w:tab w:val="left" w:pos="284"/>
-                <w:tab w:val="right" w:leader="dot" w:pos="9356"/>
-              </w:tabs>
               <w:spacing w:before="120" w:after="120" w:line="360" w:lineRule="auto"/>
               <w:ind w:left="360"/>
               <w:jc w:val="both"/>
@@ -2412,19 +2165,32 @@
                 <w:sz w:val="24"/>
                 <w:szCs w:val="24"/>
               </w:rPr>
-              <w:t>Đồng bộ dữ liệu bài học với máy chủ;</w:t>
+              <w:t>Hoàn thiện các trang quản lý học liệu trên trang quản trị;</w:t>
             </w:r>
           </w:p>
           <w:p>
             <w:pPr>
-              <w:pStyle w:val="F2NOIDUNG"/>
+              <w:pStyle w:val="ListParagraph"/>
               <w:numPr>
                 <w:ilvl w:val="0"/>
-                <w:numId w:val="10"/>
+                <w:numId w:val="3"/>
               </w:numPr>
+              <w:spacing w:before="120" w:after="120" w:line="360" w:lineRule="auto"/>
               <w:ind w:left="360"/>
+              <w:jc w:val="both"/>
+              <w:rPr>
+                <w:rFonts w:ascii="Times New Roman" w:hAnsi="Times New Roman" w:cs="Times New Roman"/>
+                <w:sz w:val="24"/>
+                <w:szCs w:val="24"/>
+              </w:rPr>
             </w:pPr>
             <w:r>
+              <w:rPr>
+                <w:rFonts w:ascii="Times New Roman" w:hAnsi="Times New Roman" w:cs="Times New Roman"/>
+                <w:sz w:val="24"/>
+                <w:szCs w:val="24"/>
+              </w:rPr>
+              <w:lastRenderedPageBreak/>
               <w:t>Viết dự thảo Chương 2.</w:t>
             </w:r>
           </w:p>
@@ -2437,10 +2203,6 @@
           <w:p>
             <w:pPr>
               <w:pStyle w:val="ListParagraph"/>
-              <w:tabs>
-                <w:tab w:val="left" w:pos="284"/>
-                <w:tab w:val="right" w:leader="dot" w:pos="9356"/>
-              </w:tabs>
               <w:spacing w:before="120" w:after="120" w:line="360" w:lineRule="auto"/>
               <w:ind w:left="0"/>
               <w:jc w:val="both"/>
@@ -2462,10 +2224,6 @@
           <w:p>
             <w:pPr>
               <w:pStyle w:val="ListParagraph"/>
-              <w:tabs>
-                <w:tab w:val="left" w:pos="284"/>
-                <w:tab w:val="right" w:leader="dot" w:pos="9356"/>
-              </w:tabs>
               <w:spacing w:before="120" w:after="120" w:line="360" w:lineRule="auto"/>
               <w:ind w:left="0"/>
               <w:jc w:val="center"/>
@@ -2493,10 +2251,6 @@
           <w:p>
             <w:pPr>
               <w:pStyle w:val="ListParagraph"/>
-              <w:tabs>
-                <w:tab w:val="left" w:pos="284"/>
-                <w:tab w:val="right" w:leader="dot" w:pos="9356"/>
-              </w:tabs>
               <w:spacing w:before="120" w:after="120" w:line="360" w:lineRule="auto"/>
               <w:ind w:left="0"/>
               <w:jc w:val="center"/>
@@ -2518,10 +2272,6 @@
           <w:p>
             <w:pPr>
               <w:pStyle w:val="ListParagraph"/>
-              <w:tabs>
-                <w:tab w:val="left" w:pos="284"/>
-                <w:tab w:val="right" w:leader="dot" w:pos="9356"/>
-              </w:tabs>
               <w:spacing w:before="120" w:after="120" w:line="360" w:lineRule="auto"/>
               <w:ind w:left="0"/>
               <w:jc w:val="center"/>
@@ -2543,10 +2293,6 @@
           <w:p>
             <w:pPr>
               <w:pStyle w:val="ListParagraph"/>
-              <w:tabs>
-                <w:tab w:val="left" w:pos="284"/>
-                <w:tab w:val="right" w:leader="dot" w:pos="9356"/>
-              </w:tabs>
               <w:spacing w:before="120" w:after="120" w:line="360" w:lineRule="auto"/>
               <w:ind w:left="0"/>
               <w:jc w:val="center"/>
@@ -2576,12 +2322,8 @@
               <w:pStyle w:val="ListParagraph"/>
               <w:numPr>
                 <w:ilvl w:val="0"/>
-                <w:numId w:val="12"/>
+                <w:numId w:val="3"/>
               </w:numPr>
-              <w:tabs>
-                <w:tab w:val="left" w:pos="284"/>
-                <w:tab w:val="right" w:leader="dot" w:pos="9356"/>
-              </w:tabs>
               <w:spacing w:before="120" w:after="120" w:line="360" w:lineRule="auto"/>
               <w:ind w:left="360"/>
               <w:jc w:val="both"/>
@@ -2597,32 +2339,56 @@
                 <w:sz w:val="24"/>
                 <w:szCs w:val="24"/>
               </w:rPr>
-              <w:t>Tích hợp xử lý văn bản của AI để làm tính năng sinh bài tập và trợ lý AI;</w:t>
+              <w:t>Tích hợp Trợ lý AI và Bài tập tùy chỉnh;</w:t>
             </w:r>
           </w:p>
           <w:p>
             <w:pPr>
-              <w:pStyle w:val="F2NOIDUNG"/>
+              <w:pStyle w:val="ListParagraph"/>
               <w:numPr>
                 <w:ilvl w:val="0"/>
-                <w:numId w:val="12"/>
+                <w:numId w:val="3"/>
               </w:numPr>
+              <w:spacing w:before="120" w:after="120" w:line="360" w:lineRule="auto"/>
               <w:ind w:left="360"/>
+              <w:jc w:val="both"/>
+              <w:rPr>
+                <w:rFonts w:ascii="Times New Roman" w:hAnsi="Times New Roman" w:cs="Times New Roman"/>
+                <w:sz w:val="24"/>
+                <w:szCs w:val="24"/>
+              </w:rPr>
             </w:pPr>
             <w:r>
-              <w:t>Hoàn thiện tính năng sinh bài tập theo bài học và phản hồi ngữ pháp;</w:t>
+              <w:rPr>
+                <w:rFonts w:ascii="Times New Roman" w:hAnsi="Times New Roman" w:cs="Times New Roman"/>
+                <w:sz w:val="24"/>
+                <w:szCs w:val="24"/>
+              </w:rPr>
+              <w:t>Xây dựng Agent, công cụ đọc dữ liệu và cơ chế phản hồi theo ngữ cảnh;</w:t>
             </w:r>
           </w:p>
           <w:p>
             <w:pPr>
-              <w:pStyle w:val="F2NOIDUNG"/>
+              <w:pStyle w:val="ListParagraph"/>
               <w:numPr>
                 <w:ilvl w:val="0"/>
-                <w:numId w:val="12"/>
+                <w:numId w:val="3"/>
               </w:numPr>
+              <w:spacing w:before="120" w:after="120" w:line="360" w:lineRule="auto"/>
               <w:ind w:left="360"/>
+              <w:jc w:val="both"/>
+              <w:rPr>
+                <w:rFonts w:ascii="Times New Roman" w:hAnsi="Times New Roman" w:cs="Times New Roman"/>
+                <w:sz w:val="24"/>
+                <w:szCs w:val="24"/>
+              </w:rPr>
             </w:pPr>
             <w:r>
+              <w:rPr>
+                <w:rFonts w:ascii="Times New Roman" w:hAnsi="Times New Roman" w:cs="Times New Roman"/>
+                <w:sz w:val="24"/>
+                <w:szCs w:val="24"/>
+              </w:rPr>
               <w:t>Viết dự thảo Chương 3.</w:t>
             </w:r>
           </w:p>
@@ -2635,10 +2401,6 @@
           <w:p>
             <w:pPr>
               <w:pStyle w:val="ListParagraph"/>
-              <w:tabs>
-                <w:tab w:val="left" w:pos="284"/>
-                <w:tab w:val="right" w:leader="dot" w:pos="9356"/>
-              </w:tabs>
               <w:spacing w:before="120" w:after="120" w:line="360" w:lineRule="auto"/>
               <w:ind w:left="0"/>
               <w:jc w:val="both"/>
@@ -2660,10 +2422,6 @@
           <w:p>
             <w:pPr>
               <w:pStyle w:val="ListParagraph"/>
-              <w:tabs>
-                <w:tab w:val="left" w:pos="284"/>
-                <w:tab w:val="right" w:leader="dot" w:pos="9356"/>
-              </w:tabs>
               <w:spacing w:before="120" w:after="120" w:line="360" w:lineRule="auto"/>
               <w:ind w:left="0"/>
               <w:jc w:val="center"/>
@@ -2679,7 +2437,6 @@
                 <w:sz w:val="24"/>
                 <w:szCs w:val="24"/>
               </w:rPr>
-              <w:lastRenderedPageBreak/>
               <w:t>7</w:t>
             </w:r>
           </w:p>
@@ -2692,10 +2449,6 @@
           <w:p>
             <w:pPr>
               <w:pStyle w:val="ListParagraph"/>
-              <w:tabs>
-                <w:tab w:val="left" w:pos="284"/>
-                <w:tab w:val="right" w:leader="dot" w:pos="9356"/>
-              </w:tabs>
               <w:spacing w:before="120" w:after="120" w:line="360" w:lineRule="auto"/>
               <w:ind w:left="0"/>
               <w:jc w:val="center"/>
@@ -2717,10 +2470,6 @@
           <w:p>
             <w:pPr>
               <w:pStyle w:val="ListParagraph"/>
-              <w:tabs>
-                <w:tab w:val="left" w:pos="284"/>
-                <w:tab w:val="right" w:leader="dot" w:pos="9356"/>
-              </w:tabs>
               <w:spacing w:before="120" w:after="120" w:line="360" w:lineRule="auto"/>
               <w:ind w:left="0"/>
               <w:jc w:val="center"/>
@@ -2742,10 +2491,6 @@
           <w:p>
             <w:pPr>
               <w:pStyle w:val="ListParagraph"/>
-              <w:tabs>
-                <w:tab w:val="left" w:pos="284"/>
-                <w:tab w:val="right" w:leader="dot" w:pos="9356"/>
-              </w:tabs>
               <w:spacing w:before="120" w:after="120" w:line="360" w:lineRule="auto"/>
               <w:ind w:left="0"/>
               <w:jc w:val="center"/>
@@ -2775,12 +2520,8 @@
               <w:pStyle w:val="ListParagraph"/>
               <w:numPr>
                 <w:ilvl w:val="0"/>
-                <w:numId w:val="15"/>
+                <w:numId w:val="3"/>
               </w:numPr>
-              <w:tabs>
-                <w:tab w:val="left" w:pos="284"/>
-                <w:tab w:val="right" w:leader="dot" w:pos="9356"/>
-              </w:tabs>
               <w:spacing w:before="120" w:after="120" w:line="360" w:lineRule="auto"/>
               <w:ind w:left="360"/>
               <w:jc w:val="both"/>
@@ -2796,7 +2537,7 @@
                 <w:sz w:val="24"/>
                 <w:szCs w:val="24"/>
               </w:rPr>
-              <w:t>Tích hợp xử lý ảnh của AI để làm tính năng khám phá ảnh;</w:t>
+              <w:t>Tích hợp Khám phá ảnh và Hội thoại mô phỏng;</w:t>
             </w:r>
           </w:p>
           <w:p>
@@ -2804,12 +2545,8 @@
               <w:pStyle w:val="ListParagraph"/>
               <w:numPr>
                 <w:ilvl w:val="0"/>
-                <w:numId w:val="15"/>
+                <w:numId w:val="3"/>
               </w:numPr>
-              <w:tabs>
-                <w:tab w:val="left" w:pos="284"/>
-                <w:tab w:val="right" w:leader="dot" w:pos="9356"/>
-              </w:tabs>
               <w:spacing w:before="120" w:after="120" w:line="360" w:lineRule="auto"/>
               <w:ind w:left="360"/>
               <w:jc w:val="both"/>
@@ -2825,19 +2562,31 @@
                 <w:sz w:val="24"/>
                 <w:szCs w:val="24"/>
               </w:rPr>
-              <w:t>Viết tính năng chụp ảnh đồ vật để AI phân tích và lấy từ vựng tiếng Việt liên quan;</w:t>
+              <w:t>Xây dựng luồng tải ảnh, phân tích ảnh, trò chuyện theo tình huống và phản hồi lỗi;</w:t>
             </w:r>
           </w:p>
           <w:p>
             <w:pPr>
-              <w:pStyle w:val="F2NOIDUNG"/>
+              <w:pStyle w:val="ListParagraph"/>
               <w:numPr>
                 <w:ilvl w:val="0"/>
-                <w:numId w:val="15"/>
+                <w:numId w:val="3"/>
               </w:numPr>
+              <w:spacing w:before="120" w:after="120" w:line="360" w:lineRule="auto"/>
               <w:ind w:left="360"/>
+              <w:jc w:val="both"/>
+              <w:rPr>
+                <w:rFonts w:ascii="Times New Roman" w:hAnsi="Times New Roman" w:cs="Times New Roman"/>
+                <w:sz w:val="24"/>
+                <w:szCs w:val="24"/>
+              </w:rPr>
             </w:pPr>
             <w:r>
+              <w:rPr>
+                <w:rFonts w:ascii="Times New Roman" w:hAnsi="Times New Roman" w:cs="Times New Roman"/>
+                <w:sz w:val="24"/>
+                <w:szCs w:val="24"/>
+              </w:rPr>
               <w:t>Viết dự thảo Chương 4.</w:t>
             </w:r>
           </w:p>
@@ -2850,10 +2599,6 @@
           <w:p>
             <w:pPr>
               <w:pStyle w:val="ListParagraph"/>
-              <w:tabs>
-                <w:tab w:val="left" w:pos="284"/>
-                <w:tab w:val="right" w:leader="dot" w:pos="9356"/>
-              </w:tabs>
               <w:spacing w:before="120" w:after="120" w:line="360" w:lineRule="auto"/>
               <w:ind w:left="0"/>
               <w:jc w:val="both"/>
@@ -2875,10 +2620,6 @@
           <w:p>
             <w:pPr>
               <w:pStyle w:val="ListParagraph"/>
-              <w:tabs>
-                <w:tab w:val="left" w:pos="284"/>
-                <w:tab w:val="right" w:leader="dot" w:pos="9356"/>
-              </w:tabs>
               <w:spacing w:before="120" w:after="120" w:line="360" w:lineRule="auto"/>
               <w:ind w:left="0"/>
               <w:jc w:val="center"/>
@@ -2906,10 +2647,6 @@
           <w:p>
             <w:pPr>
               <w:pStyle w:val="ListParagraph"/>
-              <w:tabs>
-                <w:tab w:val="left" w:pos="284"/>
-                <w:tab w:val="right" w:leader="dot" w:pos="9356"/>
-              </w:tabs>
               <w:spacing w:before="120" w:after="120" w:line="360" w:lineRule="auto"/>
               <w:ind w:left="0"/>
               <w:jc w:val="center"/>
@@ -2931,10 +2668,6 @@
           <w:p>
             <w:pPr>
               <w:pStyle w:val="ListParagraph"/>
-              <w:tabs>
-                <w:tab w:val="left" w:pos="284"/>
-                <w:tab w:val="right" w:leader="dot" w:pos="9356"/>
-              </w:tabs>
               <w:spacing w:before="120" w:after="120" w:line="360" w:lineRule="auto"/>
               <w:ind w:left="0"/>
               <w:jc w:val="center"/>
@@ -2956,10 +2689,6 @@
           <w:p>
             <w:pPr>
               <w:pStyle w:val="ListParagraph"/>
-              <w:tabs>
-                <w:tab w:val="left" w:pos="284"/>
-                <w:tab w:val="right" w:leader="dot" w:pos="9356"/>
-              </w:tabs>
               <w:spacing w:before="120" w:after="120" w:line="360" w:lineRule="auto"/>
               <w:ind w:left="0"/>
               <w:jc w:val="center"/>
@@ -2989,12 +2718,8 @@
               <w:pStyle w:val="ListParagraph"/>
               <w:numPr>
                 <w:ilvl w:val="0"/>
-                <w:numId w:val="16"/>
+                <w:numId w:val="3"/>
               </w:numPr>
-              <w:tabs>
-                <w:tab w:val="left" w:pos="284"/>
-                <w:tab w:val="right" w:leader="dot" w:pos="9356"/>
-              </w:tabs>
               <w:spacing w:before="120" w:after="120" w:line="360" w:lineRule="auto"/>
               <w:ind w:left="360"/>
               <w:jc w:val="both"/>
@@ -3010,7 +2735,7 @@
                 <w:sz w:val="24"/>
                 <w:szCs w:val="24"/>
               </w:rPr>
-              <w:t xml:space="preserve">Tích hợp phát âm thanh cho từ vựng và bài nghe, tích hợp nhận diện giọng nói cho phần luyện nói; </w:t>
+              <w:t>Hoàn thiện nghe hiểu, luyện nói, Yêu sách, hồ sơ, cài đặt và mục tiêu ngày;</w:t>
             </w:r>
           </w:p>
           <w:p>
@@ -3018,12 +2743,8 @@
               <w:pStyle w:val="ListParagraph"/>
               <w:numPr>
                 <w:ilvl w:val="0"/>
-                <w:numId w:val="16"/>
+                <w:numId w:val="3"/>
               </w:numPr>
-              <w:tabs>
-                <w:tab w:val="left" w:pos="284"/>
-                <w:tab w:val="right" w:leader="dot" w:pos="9356"/>
-              </w:tabs>
               <w:spacing w:before="120" w:after="120" w:line="360" w:lineRule="auto"/>
               <w:ind w:left="360"/>
               <w:jc w:val="both"/>
@@ -3039,7 +2760,7 @@
                 <w:sz w:val="24"/>
                 <w:szCs w:val="24"/>
               </w:rPr>
-              <w:t>Hoàn thiện các trang quản lý học viên và trang thống kê trên trang quản trị;</w:t>
+              <w:t>Hoàn thiện quản lý câu hỏi, tình huống và nhân vật trên trang quản trị;</w:t>
             </w:r>
           </w:p>
           <w:p>
@@ -3047,12 +2768,8 @@
               <w:pStyle w:val="ListParagraph"/>
               <w:numPr>
                 <w:ilvl w:val="0"/>
-                <w:numId w:val="16"/>
+                <w:numId w:val="3"/>
               </w:numPr>
-              <w:tabs>
-                <w:tab w:val="left" w:pos="284"/>
-                <w:tab w:val="right" w:leader="dot" w:pos="9356"/>
-              </w:tabs>
               <w:spacing w:before="120" w:after="120" w:line="360" w:lineRule="auto"/>
               <w:ind w:left="360"/>
               <w:jc w:val="both"/>
@@ -3068,19 +2785,6 @@
                 <w:sz w:val="24"/>
                 <w:szCs w:val="24"/>
               </w:rPr>
-              <w:t>Hoàn thiện phần luyện nghe bằng âm thanh từ vựng và phần luyện nói bằng nhận diện giọng nói.</w:t>
-            </w:r>
-          </w:p>
-          <w:p>
-            <w:pPr>
-              <w:pStyle w:val="F2NOIDUNG"/>
-              <w:numPr>
-                <w:ilvl w:val="0"/>
-                <w:numId w:val="16"/>
-              </w:numPr>
-              <w:ind w:left="360"/>
-            </w:pPr>
-            <w:r>
               <w:t>Viết dự thảo Chương 5.</w:t>
             </w:r>
           </w:p>
@@ -3093,10 +2797,6 @@
           <w:p>
             <w:pPr>
               <w:pStyle w:val="ListParagraph"/>
-              <w:tabs>
-                <w:tab w:val="left" w:pos="284"/>
-                <w:tab w:val="right" w:leader="dot" w:pos="9356"/>
-              </w:tabs>
               <w:spacing w:before="120" w:after="120" w:line="360" w:lineRule="auto"/>
               <w:ind w:left="0"/>
               <w:jc w:val="both"/>
@@ -3118,10 +2818,6 @@
           <w:p>
             <w:pPr>
               <w:pStyle w:val="ListParagraph"/>
-              <w:tabs>
-                <w:tab w:val="left" w:pos="284"/>
-                <w:tab w:val="right" w:leader="dot" w:pos="9356"/>
-              </w:tabs>
               <w:spacing w:before="120" w:after="120" w:line="360" w:lineRule="auto"/>
               <w:ind w:left="0"/>
               <w:jc w:val="center"/>
@@ -3149,10 +2845,6 @@
           <w:p>
             <w:pPr>
               <w:pStyle w:val="ListParagraph"/>
-              <w:tabs>
-                <w:tab w:val="left" w:pos="284"/>
-                <w:tab w:val="right" w:leader="dot" w:pos="9356"/>
-              </w:tabs>
               <w:spacing w:before="120" w:after="120" w:line="360" w:lineRule="auto"/>
               <w:ind w:left="0"/>
               <w:jc w:val="center"/>
@@ -3174,10 +2866,6 @@
           <w:p>
             <w:pPr>
               <w:pStyle w:val="ListParagraph"/>
-              <w:tabs>
-                <w:tab w:val="left" w:pos="284"/>
-                <w:tab w:val="right" w:leader="dot" w:pos="9356"/>
-              </w:tabs>
               <w:spacing w:before="120" w:after="120" w:line="360" w:lineRule="auto"/>
               <w:ind w:left="0"/>
               <w:jc w:val="center"/>
@@ -3199,10 +2887,6 @@
           <w:p>
             <w:pPr>
               <w:pStyle w:val="ListParagraph"/>
-              <w:tabs>
-                <w:tab w:val="left" w:pos="284"/>
-                <w:tab w:val="right" w:leader="dot" w:pos="9356"/>
-              </w:tabs>
               <w:spacing w:before="120" w:after="120" w:line="360" w:lineRule="auto"/>
               <w:ind w:left="0"/>
               <w:jc w:val="center"/>
@@ -3232,12 +2916,8 @@
               <w:pStyle w:val="ListParagraph"/>
               <w:numPr>
                 <w:ilvl w:val="0"/>
-                <w:numId w:val="18"/>
+                <w:numId w:val="3"/>
               </w:numPr>
-              <w:tabs>
-                <w:tab w:val="left" w:pos="284"/>
-                <w:tab w:val="right" w:leader="dot" w:pos="9356"/>
-              </w:tabs>
               <w:spacing w:before="120" w:after="120" w:line="360" w:lineRule="auto"/>
               <w:ind w:left="360"/>
               <w:jc w:val="both"/>
@@ -3253,7 +2933,7 @@
                 <w:sz w:val="24"/>
                 <w:szCs w:val="24"/>
               </w:rPr>
-              <w:t>Kiểm thử tổng thể và sửa lỗi mã nguồn;</w:t>
+              <w:t>Kiểm thử tổng thể ứng dụng di động, trang quản trị và backend;</w:t>
             </w:r>
           </w:p>
           <w:p>
@@ -3261,12 +2941,8 @@
               <w:pStyle w:val="ListParagraph"/>
               <w:numPr>
                 <w:ilvl w:val="0"/>
-                <w:numId w:val="18"/>
+                <w:numId w:val="3"/>
               </w:numPr>
-              <w:tabs>
-                <w:tab w:val="left" w:pos="284"/>
-                <w:tab w:val="right" w:leader="dot" w:pos="9356"/>
-              </w:tabs>
               <w:spacing w:before="120" w:after="120" w:line="360" w:lineRule="auto"/>
               <w:ind w:left="360"/>
               <w:jc w:val="both"/>
@@ -3282,7 +2958,7 @@
                 <w:sz w:val="24"/>
                 <w:szCs w:val="24"/>
               </w:rPr>
-              <w:t>Cải thiện hiệu năng, giao diện và tốc độ truyền tải dữ liệu.</w:t>
+              <w:t>Sửa lỗi giao diện, dữ liệu, xác thực, tiến trình học và các luồng AI.</w:t>
             </w:r>
           </w:p>
         </w:tc>
@@ -3294,10 +2970,6 @@
           <w:p>
             <w:pPr>
               <w:pStyle w:val="ListParagraph"/>
-              <w:tabs>
-                <w:tab w:val="left" w:pos="284"/>
-                <w:tab w:val="right" w:leader="dot" w:pos="9356"/>
-              </w:tabs>
               <w:spacing w:before="120" w:after="120" w:line="360" w:lineRule="auto"/>
               <w:ind w:left="0"/>
               <w:jc w:val="both"/>
@@ -3319,10 +2991,6 @@
           <w:p>
             <w:pPr>
               <w:pStyle w:val="ListParagraph"/>
-              <w:tabs>
-                <w:tab w:val="left" w:pos="284"/>
-                <w:tab w:val="right" w:leader="dot" w:pos="9356"/>
-              </w:tabs>
               <w:spacing w:before="120" w:after="120" w:line="360" w:lineRule="auto"/>
               <w:ind w:left="0"/>
               <w:jc w:val="center"/>
@@ -3350,10 +3018,6 @@
           <w:p>
             <w:pPr>
               <w:pStyle w:val="ListParagraph"/>
-              <w:tabs>
-                <w:tab w:val="left" w:pos="284"/>
-                <w:tab w:val="right" w:leader="dot" w:pos="9356"/>
-              </w:tabs>
               <w:spacing w:before="120" w:after="120" w:line="360" w:lineRule="auto"/>
               <w:ind w:left="0"/>
               <w:jc w:val="center"/>
@@ -3375,10 +3039,6 @@
           <w:p>
             <w:pPr>
               <w:pStyle w:val="ListParagraph"/>
-              <w:tabs>
-                <w:tab w:val="left" w:pos="284"/>
-                <w:tab w:val="right" w:leader="dot" w:pos="9356"/>
-              </w:tabs>
               <w:spacing w:before="120" w:after="120" w:line="360" w:lineRule="auto"/>
               <w:ind w:left="0"/>
               <w:jc w:val="center"/>
@@ -3400,10 +3060,6 @@
           <w:p>
             <w:pPr>
               <w:pStyle w:val="ListParagraph"/>
-              <w:tabs>
-                <w:tab w:val="left" w:pos="284"/>
-                <w:tab w:val="right" w:leader="dot" w:pos="9356"/>
-              </w:tabs>
               <w:spacing w:before="120" w:after="120" w:line="360" w:lineRule="auto"/>
               <w:ind w:left="0"/>
               <w:jc w:val="center"/>
@@ -3433,12 +3089,8 @@
               <w:pStyle w:val="ListParagraph"/>
               <w:numPr>
                 <w:ilvl w:val="0"/>
-                <w:numId w:val="17"/>
+                <w:numId w:val="3"/>
               </w:numPr>
-              <w:tabs>
-                <w:tab w:val="left" w:pos="284"/>
-                <w:tab w:val="right" w:leader="dot" w:pos="9356"/>
-              </w:tabs>
               <w:spacing w:before="120" w:after="120" w:line="360" w:lineRule="auto"/>
               <w:ind w:left="360"/>
               <w:jc w:val="both"/>
@@ -3453,9 +3105,33 @@
                 <w:rFonts w:ascii="Times New Roman" w:hAnsi="Times New Roman" w:cs="Times New Roman"/>
                 <w:sz w:val="24"/>
                 <w:szCs w:val="24"/>
-                <w:lang w:val="vi-VN"/>
-              </w:rPr>
-              <w:t>Hoàn thiện báo cáo khóa luận.</w:t>
+              </w:rPr>
+              <w:t>Hoàn thiện báo cáo khóa luận;</w:t>
+            </w:r>
+          </w:p>
+          <w:p>
+            <w:pPr>
+              <w:pStyle w:val="ListParagraph"/>
+              <w:numPr>
+                <w:ilvl w:val="0"/>
+                <w:numId w:val="3"/>
+              </w:numPr>
+              <w:spacing w:before="120" w:after="120" w:line="360" w:lineRule="auto"/>
+              <w:ind w:left="360"/>
+              <w:jc w:val="both"/>
+              <w:rPr>
+                <w:rFonts w:ascii="Times New Roman" w:hAnsi="Times New Roman" w:cs="Times New Roman"/>
+                <w:sz w:val="24"/>
+                <w:szCs w:val="24"/>
+              </w:rPr>
+            </w:pPr>
+            <w:r>
+              <w:rPr>
+                <w:rFonts w:ascii="Times New Roman" w:hAnsi="Times New Roman" w:cs="Times New Roman"/>
+                <w:sz w:val="24"/>
+                <w:szCs w:val="24"/>
+              </w:rPr>
+              <w:t>Rà soát hình ảnh, bảng biểu, tài liệu tham khảo, bố cục và chính tả.</w:t>
             </w:r>
           </w:p>
         </w:tc>
@@ -3467,10 +3143,6 @@
           <w:p>
             <w:pPr>
               <w:pStyle w:val="ListParagraph"/>
-              <w:tabs>
-                <w:tab w:val="left" w:pos="284"/>
-                <w:tab w:val="right" w:leader="dot" w:pos="9356"/>
-              </w:tabs>
               <w:spacing w:before="120" w:after="120" w:line="360" w:lineRule="auto"/>
               <w:ind w:left="0"/>
               <w:jc w:val="both"/>

--- a/BaoCao/dcct-da22ttc-nguyenhuynhphuvinh-110122203-linvnix.docx
+++ b/BaoCao/dcct-da22ttc-nguyenhuynhphuvinh-110122203-linvnix.docx
@@ -23,13 +23,6 @@
           <w:szCs w:val="24"/>
         </w:rPr>
         <w:t>TRƯỜNG KỸ THUẬT VÀ CÔNG NGHỆ</w:t>
-      </w:r>
-      <w:r>
-        <w:rPr>
-          <w:rFonts w:ascii="Times New Roman" w:hAnsi="Times New Roman" w:cs="Times New Roman"/>
-          <w:sz w:val="24"/>
-          <w:szCs w:val="24"/>
-        </w:rPr>
         <w:tab/>
       </w:r>
       <w:r>
@@ -126,14 +119,6 @@
             </w:pict>
           </mc:Fallback>
         </mc:AlternateContent>
-      </w:r>
-      <w:r>
-        <w:rPr>
-          <w:rFonts w:ascii="Times New Roman" w:hAnsi="Times New Roman" w:cs="Times New Roman"/>
-          <w:noProof/>
-          <w:sz w:val="24"/>
-          <w:szCs w:val="24"/>
-        </w:rPr>
         <mc:AlternateContent>
           <mc:Choice Requires="wps">
             <w:drawing>
@@ -754,39 +739,7 @@
         <w:ind w:left="851" w:hanging="284"/>
       </w:pPr>
       <w:r>
-        <w:t xml:space="preserve">Đánh giá giao diện, xử lý lỗi và cải thiện độ ổn </w:t>
-      </w:r>
-      <w:proofErr w:type="spellStart"/>
-      <w:r>
-        <w:t>định</w:t>
-      </w:r>
-      <w:proofErr w:type="spellEnd"/>
-      <w:r>
-        <w:t xml:space="preserve"> </w:t>
-      </w:r>
-      <w:proofErr w:type="spellStart"/>
-      <w:r>
-        <w:t>của</w:t>
-      </w:r>
-      <w:proofErr w:type="spellEnd"/>
-      <w:r>
-        <w:t xml:space="preserve"> </w:t>
-      </w:r>
-      <w:proofErr w:type="spellStart"/>
-      <w:r>
-        <w:t>hệ</w:t>
-      </w:r>
-      <w:proofErr w:type="spellEnd"/>
-      <w:r>
-        <w:t xml:space="preserve"> </w:t>
-      </w:r>
-      <w:proofErr w:type="spellStart"/>
-      <w:r>
-        <w:t>thống</w:t>
-      </w:r>
-      <w:proofErr w:type="spellEnd"/>
-      <w:r>
-        <w:t>.</w:t>
+        <w:t>Đánh giá giao diện, xử lý lỗi và cải thiện độ ổn định của hệ thống.</w:t>
       </w:r>
     </w:p>
     <w:p>
@@ -974,7 +927,11 @@
         <w:pStyle w:val="F2NOIDUNG"/>
       </w:pPr>
       <w:r>
-        <w:t>[1] Bộ Giáo dục và Đào tạo (2015), Thông tư số 17/2015/TT-BGDĐT ngày 01 tháng 9 năm 2015 ban hành Khung năng lực tiếng Việt dùng cho người nước ngoài.</w:t>
+        <w:rPr>
+          <w:b/>
+          <w:bCs/>
+        </w:rPr>
+        <w:t>Tiếng Việt</w:t>
       </w:r>
     </w:p>
     <w:p>
@@ -982,7 +939,17 @@
         <w:pStyle w:val="F2NOIDUNG"/>
       </w:pPr>
       <w:r>
-        <w:t>[2] Council of Europe (2001), Common European Framework of Reference for Languages: Learning, Teaching, Assessment, Cambridge University Press.</w:t>
+        <w:t xml:space="preserve">1. Bộ Giáo dục và Đào tạo (2015), </w:t>
+      </w:r>
+      <w:r>
+        <w:rPr>
+          <w:i/>
+          <w:iCs/>
+        </w:rPr>
+        <w:t>Thông tư số 17/2015/TT-BGDĐT ngày 01 tháng 9 năm 2015 ban hành Khung năng lực tiếng Việt dùng cho người nước ngoài</w:t>
+      </w:r>
+      <w:r>
+        <w:t>.</w:t>
       </w:r>
     </w:p>
     <w:p>
@@ -990,7 +957,17 @@
         <w:pStyle w:val="F2NOIDUNG"/>
       </w:pPr>
       <w:r>
-        <w:t>[3] Nguyễn Văn Khang (1999), Ngôn ngữ học xã hội: những vấn đề cơ bản, Nhà xuất bản Khoa học Xã hội, Hà Nội.</w:t>
+        <w:t xml:space="preserve">2. Nguyễn Văn Khang (1999), </w:t>
+      </w:r>
+      <w:r>
+        <w:rPr>
+          <w:i/>
+          <w:iCs/>
+        </w:rPr>
+        <w:t>Ngôn ngữ học xã hội: những vấn đề cơ bản</w:t>
+      </w:r>
+      <w:r>
+        <w:t>, Nhà xuất bản Khoa học Xã hội, Hà Nội.</w:t>
       </w:r>
     </w:p>
     <w:p>
@@ -998,7 +975,17 @@
         <w:pStyle w:val="F2NOIDUNG"/>
       </w:pPr>
       <w:r>
-        <w:t>[4] Vương Hữu Lễ và Hoàng Dũng (1994), Ngữ âm tiếng Việt, Nhà xuất bản Giáo dục, Hà Nội.</w:t>
+        <w:t xml:space="preserve">3. Vương Hữu Lễ và Hoàng Dũng (1994), </w:t>
+      </w:r>
+      <w:r>
+        <w:rPr>
+          <w:i/>
+          <w:iCs/>
+        </w:rPr>
+        <w:t>Ngữ âm tiếng Việt</w:t>
+      </w:r>
+      <w:r>
+        <w:t>, Nhà xuất bản Giáo dục, Hà Nội.</w:t>
       </w:r>
     </w:p>
     <w:p>
@@ -1006,7 +993,11 @@
         <w:pStyle w:val="F2NOIDUNG"/>
       </w:pPr>
       <w:r>
-        <w:t>[5] Flutter team (2025), "Flutter documentation", https://docs.flutter.dev.</w:t>
+        <w:rPr>
+          <w:b/>
+          <w:bCs/>
+        </w:rPr>
+        <w:t>Tiếng Anh</w:t>
       </w:r>
     </w:p>
     <w:p>
@@ -1014,7 +1005,17 @@
         <w:pStyle w:val="F2NOIDUNG"/>
       </w:pPr>
       <w:r>
-        <w:t>[6] Meta (2025), "React documentation", https://react.dev.</w:t>
+        <w:t xml:space="preserve">4. Council of Europe (2001), </w:t>
+      </w:r>
+      <w:r>
+        <w:rPr>
+          <w:i/>
+          <w:iCs/>
+        </w:rPr>
+        <w:t>Common European Framework of Reference for Languages: Learning, Teaching, Assessment</w:t>
+      </w:r>
+      <w:r>
+        <w:t>, Cambridge University Press.</w:t>
       </w:r>
     </w:p>
     <w:p>
@@ -1022,7 +1023,7 @@
         <w:pStyle w:val="F2NOIDUNG"/>
       </w:pPr>
       <w:r>
-        <w:t>[7] NestJS team (2025), "NestJS documentation", https://docs.nestjs.com.</w:t>
+        <w:t>5. Flutter team (2025), "Flutter documentation", https://docs.flutter.dev.</w:t>
       </w:r>
     </w:p>
     <w:p>
@@ -1030,8 +1031,7 @@
         <w:pStyle w:val="F2NOIDUNG"/>
       </w:pPr>
       <w:r>
-        <w:lastRenderedPageBreak/>
-        <w:t>[8] PostgreSQL Global Development Group (2025), "PostgreSQL 16 documentation", https://www.postgresql.org/docs/16/.</w:t>
+        <w:t>6. Meta (2025), "React documentation", https://react.dev.</w:t>
       </w:r>
     </w:p>
     <w:p>
@@ -1039,7 +1039,7 @@
         <w:pStyle w:val="F2NOIDUNG"/>
       </w:pPr>
       <w:r>
-        <w:t>[9] Google AI for Developers (2026), "Function calling with the Gemini API", https://ai.google.dev/gemini-api/docs/function-calling.</w:t>
+        <w:t>7. NestJS team (2025), "NestJS documentation", https://docs.nestjs.com.</w:t>
       </w:r>
     </w:p>
     <w:p>
@@ -1047,7 +1047,23 @@
         <w:pStyle w:val="F2NOIDUNG"/>
       </w:pPr>
       <w:r>
-        <w:t>[10] Yao S., Zhao J., Yu D., Du N., Shafran I., Narasimhan K. và Cao Y. (2023), "ReAct: Synergizing Reasoning and Acting in Language Models", arXiv:2210.03629.</w:t>
+        <w:t>8. PostgreSQL Global Development Group (2025), "PostgreSQL 16 documentation", https://www.postgresql.org/docs/16/.</w:t>
+      </w:r>
+    </w:p>
+    <w:p>
+      <w:pPr>
+        <w:pStyle w:val="F2NOIDUNG"/>
+      </w:pPr>
+      <w:r>
+        <w:t>9. Google AI for Developers (2026), "Function calling with the Gemini API", https://ai.google.dev/gemini-api/docs/function-calling.</w:t>
+      </w:r>
+    </w:p>
+    <w:p>
+      <w:pPr>
+        <w:pStyle w:val="F2NOIDUNG"/>
+      </w:pPr>
+      <w:r>
+        <w:t>10. Yao S., Zhao J., Yu D., Du N., Shafran I., Narasimhan K. và Cao Y. (2023), "ReAct: Synergizing Reasoning and Acting in Language Models", arXiv:2210.03629.</w:t>
       </w:r>
     </w:p>
     <w:p>
@@ -1596,7 +1612,7 @@
                 <w:sz w:val="24"/>
                 <w:szCs w:val="24"/>
               </w:rPr>
-              <w:t>Vẽ Use-case, ERD và phác thảo giao diện.</w:t>
+              <w:t>Vẽ Use-case và ERD.</w:t>
             </w:r>
           </w:p>
         </w:tc>
@@ -3106,32 +3122,7 @@
                 <w:sz w:val="24"/>
                 <w:szCs w:val="24"/>
               </w:rPr>
-              <w:t>Hoàn thiện báo cáo khóa luận;</w:t>
-            </w:r>
-          </w:p>
-          <w:p>
-            <w:pPr>
-              <w:pStyle w:val="ListParagraph"/>
-              <w:numPr>
-                <w:ilvl w:val="0"/>
-                <w:numId w:val="3"/>
-              </w:numPr>
-              <w:spacing w:before="120" w:after="120" w:line="360" w:lineRule="auto"/>
-              <w:ind w:left="360"/>
-              <w:jc w:val="both"/>
-              <w:rPr>
-                <w:rFonts w:ascii="Times New Roman" w:hAnsi="Times New Roman" w:cs="Times New Roman"/>
-                <w:sz w:val="24"/>
-                <w:szCs w:val="24"/>
-              </w:rPr>
-            </w:pPr>
-            <w:r>
-              <w:rPr>
-                <w:rFonts w:ascii="Times New Roman" w:hAnsi="Times New Roman" w:cs="Times New Roman"/>
-                <w:sz w:val="24"/>
-                <w:szCs w:val="24"/>
-              </w:rPr>
-              <w:t>Rà soát hình ảnh, bảng biểu, tài liệu tham khảo, bố cục và chính tả.</w:t>
+              <w:t>Hoàn thiện báo cáo khóa luận.</w:t>
             </w:r>
           </w:p>
         </w:tc>
@@ -3229,14 +3220,6 @@
         </w:rPr>
         <w:tab/>
         <w:t>GIẢNG VIÊN HƯỚNG DẪN</w:t>
-      </w:r>
-      <w:r>
-        <w:rPr>
-          <w:rFonts w:ascii="Times New Roman" w:hAnsi="Times New Roman" w:cs="Times New Roman"/>
-          <w:b/>
-          <w:sz w:val="24"/>
-          <w:szCs w:val="24"/>
-        </w:rPr>
         <w:tab/>
         <w:t>SINH VIÊN THỰC HIỆN</w:t>
       </w:r>
@@ -3316,14 +3299,6 @@
           <w:szCs w:val="24"/>
         </w:rPr>
         <w:tab/>
-      </w:r>
-      <w:r>
-        <w:rPr>
-          <w:rFonts w:ascii="Times New Roman" w:hAnsi="Times New Roman" w:cs="Times New Roman"/>
-          <w:b/>
-          <w:sz w:val="24"/>
-          <w:szCs w:val="24"/>
-        </w:rPr>
         <w:tab/>
       </w:r>
     </w:p>
@@ -3351,14 +3326,6 @@
           <w:szCs w:val="24"/>
         </w:rPr>
         <w:tab/>
-      </w:r>
-      <w:r>
-        <w:rPr>
-          <w:rFonts w:ascii="Times New Roman" w:hAnsi="Times New Roman" w:cs="Times New Roman"/>
-          <w:b/>
-          <w:sz w:val="24"/>
-          <w:szCs w:val="24"/>
-        </w:rPr>
         <w:tab/>
       </w:r>
     </w:p>
@@ -3387,14 +3354,6 @@
         </w:rPr>
         <w:tab/>
         <w:t>Nguyễn Bảo Ân</w:t>
-      </w:r>
-      <w:r>
-        <w:rPr>
-          <w:rFonts w:ascii="Times New Roman" w:hAnsi="Times New Roman" w:cs="Times New Roman"/>
-          <w:b/>
-          <w:sz w:val="24"/>
-          <w:szCs w:val="24"/>
-        </w:rPr>
         <w:tab/>
         <w:t>Nguyễn Huỳnh Phú Vinh</w:t>
       </w:r>
